--- a/static/reports/kia-20261011.docx
+++ b/static/reports/kia-20261011.docx
@@ -205,7 +205,7 @@
                 <w:color w:val="1F3A5F"/>
                 <w:sz w:val="24"/>
               </w:rPr>
-              <w:t>106,800원</w:t>
+              <w:t>86,300원</w:t>
             </w:r>
           </w:p>
         </w:tc>
@@ -243,7 +243,7 @@
                 <w:color w:val="1F3A5F"/>
                 <w:sz w:val="24"/>
               </w:rPr>
-              <w:t>+0.0%</w:t>
+              <w:t>−19.2%</w:t>
             </w:r>
           </w:p>
         </w:tc>
@@ -316,7 +316,7 @@
         <w:rPr>
           <w:rFonts w:ascii="맑은 고딕" w:hAnsi="맑은 고딕" w:eastAsia="맑은 고딕"/>
         </w:rPr>
-        <w:t>분기 안에서는 분기 말 환율이 이익을 움직였다. 평균환율은 분기에도 이익을 깎고, 회사는 한 해 계획에서 그 영향을 크게 잡는다. 2026년 계획에서 원/달러가 52원 내리는 데 영업이익 8,003억원이 준다고 밝혔다. 원/달러가 10월 초 수준(1,351원)에 머물면 2026년 평균(1,435원)보다 낮아 2027년 영업이익은 7.9조원이다. 컨센서스(10.7조원)보다 26% 적다. 가치평가 방식 셋을 과거 27개 시점에 돌리면 가장 나은 방식도 주가를 그대로 둔 것과 차이가 없었다. 그래서 목표주가를 현재가 106,800원에 두고 의견은 중립이다.</w:t>
+        <w:t>분기 안에서는 분기 말 환율이 이익을 움직였다. 평균환율은 분기에도 이익을 깎고, 회사는 한 해 계획에서 그 영향을 크게 잡는다. 2026년 계획에서 원/달러가 52원 내리는 데 영업이익 8,003억원이 준다고 밝혔다. 원/달러가 10월 초 수준(1,351원)에 머물면 2026년 평균(1,435원)보다 낮아 2027년 영업이익은 7.9조원이다. 컨센서스(10.7조원)보다 26% 적다. 시장은 지난 20개 분기 동안 다음 해에 실제로 나온 이익의 4.9배(중앙값)를 주가로 줬다. 지금 주가는 컨센서스 2027년 주당순이익의 4.7배로 그 수준이다. 이 보고서의 2027년 주당순이익 17,599원에 같은 배수를 곱하면 86,300원이다. 현재가보다 19% 낮고 의견은 중립이다.</w:t>
       </w:r>
     </w:p>
     <w:p>
@@ -5223,7 +5223,7 @@
                 <w:rFonts w:ascii="맑은 고딕" w:hAnsi="맑은 고딕" w:eastAsia="맑은 고딕"/>
                 <w:sz w:val="17"/>
               </w:rPr>
-              <w:t>106,800</w:t>
+              <w:t>86,300</w:t>
             </w:r>
           </w:p>
         </w:tc>
@@ -5259,7 +5259,7 @@
                 <w:rFonts w:ascii="맑은 고딕" w:hAnsi="맑은 고딕" w:eastAsia="맑은 고딕"/>
                 <w:sz w:val="17"/>
               </w:rPr>
-              <w:t>−47.9%</w:t>
+              <w:t>−57.9%</w:t>
             </w:r>
           </w:p>
         </w:tc>
@@ -13703,7 +13703,7 @@
         <w:rPr>
           <w:rFonts w:ascii="맑은 고딕" w:hAnsi="맑은 고딕" w:eastAsia="맑은 고딕"/>
         </w:rPr>
-        <w:t>가치평가: 방식도, 좁히는 정도도 과거에 돌려 정한다</w:t>
+        <w:t>가치평가: 2027년 이익 추정에, 시장이 다음 해 이익에 줘 온 배수를 곱한다</w:t>
       </w:r>
     </w:p>
     <w:p>
@@ -13715,7 +13715,7 @@
         <w:rPr>
           <w:rFonts w:ascii="맑은 고딕" w:hAnsi="맑은 고딕" w:eastAsia="맑은 고딕"/>
         </w:rPr>
-        <w:t>목표주가 106,800원, 의견 중립</w:t>
+        <w:t>목표주가 86,300원, 의견 중립</w:t>
       </w:r>
     </w:p>
     <w:p>
@@ -13726,7 +13726,7 @@
         <w:rPr>
           <w:rFonts w:ascii="맑은 고딕" w:hAnsi="맑은 고딕" w:eastAsia="맑은 고딕"/>
         </w:rPr>
-        <w:t>완성차 한 부문이고 순현금이라 이익 배수와 자본 배수가 주 방식이다. 후보를 셋 세웠다. 과거 P/E 중앙값, 과거 P/B 중앙값, 그리고 같은 그룹 현대차의 P/B에 기아가 현대차보다 받아 온 배수를 곱한 값이다. 2019년 3월부터 2025년 9월까지 분기 말 27개 시점에 그때까지의 자료로 적정가치를 내고 1년 뒤 주가와 견줬다.</w:t>
+        <w:t>완성차 한 부문이고 이익이 해마다 크게 움직이는 회사라 다음 해 이익에 배수를 곱하는 방식을 주 방식으로 뒀다. 배수는 과거에서 쟀다. 분기 말마다 그날 주가를 그 뒤 1년 동안 실제로 나온 주당순이익으로 나누면, 시장이 다음 해 이익에 얼마를 줬는지가 나온다. 값이 있는 최근 20개 분기의 중앙값은 4.9배이고 가운데 절반이 4.1~5.6배에 있었다. 지금 주가 106,800원은 컨센서스 2027년 주당순이익(22,747원)의 4.7배다. 시장이 컨센서스 이익에 평소 배수를 주고 있다는 뜻이다. 이 보고서는 2027년 주당순이익을 17,599원으로 본다. 같은 배수를 곱하면 86,300원이다.</w:t>
       </w:r>
     </w:p>
     <w:p>
@@ -13741,6 +13741,637 @@
           <w:sz w:val="19"/>
         </w:rPr>
         <w:t>표 14</w:t>
+      </w:r>
+      <w:r>
+        <w:rPr>
+          <w:rFonts w:ascii="맑은 고딕" w:hAnsi="맑은 고딕" w:eastAsia="맑은 고딕"/>
+          <w:b/>
+          <w:color w:val="1F3A5F"/>
+          <w:sz w:val="19"/>
+        </w:rPr>
+        <w:t xml:space="preserve"> 목표주가 산출 </w:t>
+      </w:r>
+      <w:r>
+        <w:rPr>
+          <w:rFonts w:ascii="맑은 고딕" w:hAnsi="맑은 고딕" w:eastAsia="맑은 고딕"/>
+          <w:b/>
+          <w:color w:val="1F3A5F"/>
+          <w:sz w:val="19"/>
+        </w:rPr>
+        <w:t>(원, 배)</w:t>
+      </w:r>
+    </w:p>
+    <w:tbl>
+      <w:tblPr>
+        <w:tblStyle w:val="TableGrid"/>
+        <w:tblW w:type="auto" w:w="0"/>
+        <w:jc w:val="center"/>
+        <w:tblLook w:firstColumn="1" w:firstRow="1" w:lastColumn="0" w:lastRow="0" w:noHBand="0" w:noVBand="1" w:val="04A0"/>
+      </w:tblPr>
+      <w:tblGrid>
+        <w:gridCol w:w="3213"/>
+        <w:gridCol w:w="3213"/>
+        <w:gridCol w:w="3213"/>
+      </w:tblGrid>
+      <w:tr>
+        <w:tc>
+          <w:tcPr>
+            <w:tcW w:type="dxa" w:w="3213"/>
+            <w:shd w:val="clear" w:color="auto" w:fill="1F3A5F"/>
+          </w:tcPr>
+          <w:p>
+            <w:pPr>
+              <w:spacing w:after="0"/>
+              <w:jc w:val="center"/>
+            </w:pPr>
+            <w:r>
+              <w:rPr>
+                <w:rFonts w:ascii="맑은 고딕" w:hAnsi="맑은 고딕" w:eastAsia="맑은 고딕"/>
+                <w:b/>
+                <w:color w:val="FFFFFF"/>
+                <w:sz w:val="17"/>
+              </w:rPr>
+              <w:t>항목</w:t>
+            </w:r>
+          </w:p>
+        </w:tc>
+        <w:tc>
+          <w:tcPr>
+            <w:tcW w:type="dxa" w:w="3213"/>
+            <w:shd w:val="clear" w:color="auto" w:fill="1F3A5F"/>
+          </w:tcPr>
+          <w:p>
+            <w:pPr>
+              <w:spacing w:after="0"/>
+              <w:jc w:val="center"/>
+            </w:pPr>
+            <w:r>
+              <w:rPr>
+                <w:rFonts w:ascii="맑은 고딕" w:hAnsi="맑은 고딕" w:eastAsia="맑은 고딕"/>
+                <w:b/>
+                <w:color w:val="FFFFFF"/>
+                <w:sz w:val="17"/>
+              </w:rPr>
+              <w:t>값</w:t>
+            </w:r>
+          </w:p>
+        </w:tc>
+        <w:tc>
+          <w:tcPr>
+            <w:tcW w:type="dxa" w:w="3213"/>
+            <w:shd w:val="clear" w:color="auto" w:fill="1F3A5F"/>
+          </w:tcPr>
+          <w:p>
+            <w:pPr>
+              <w:spacing w:after="0"/>
+              <w:jc w:val="center"/>
+            </w:pPr>
+            <w:r>
+              <w:rPr>
+                <w:rFonts w:ascii="맑은 고딕" w:hAnsi="맑은 고딕" w:eastAsia="맑은 고딕"/>
+                <w:b/>
+                <w:color w:val="FFFFFF"/>
+                <w:sz w:val="17"/>
+              </w:rPr>
+              <w:t>설명</w:t>
+            </w:r>
+          </w:p>
+        </w:tc>
+      </w:tr>
+      <w:tr>
+        <w:tc>
+          <w:tcPr>
+            <w:tcW w:type="dxa" w:w="3213"/>
+          </w:tcPr>
+          <w:p>
+            <w:pPr>
+              <w:spacing w:after="0"/>
+            </w:pPr>
+            <w:r>
+              <w:rPr>
+                <w:rFonts w:ascii="맑은 고딕" w:hAnsi="맑은 고딕" w:eastAsia="맑은 고딕"/>
+                <w:sz w:val="17"/>
+              </w:rPr>
+              <w:t>2027년 추정 주당순이익</w:t>
+            </w:r>
+          </w:p>
+        </w:tc>
+        <w:tc>
+          <w:tcPr>
+            <w:tcW w:type="dxa" w:w="3213"/>
+          </w:tcPr>
+          <w:p>
+            <w:pPr>
+              <w:spacing w:after="0"/>
+              <w:jc w:val="right"/>
+            </w:pPr>
+            <w:r>
+              <w:rPr>
+                <w:rFonts w:ascii="맑은 고딕" w:hAnsi="맑은 고딕" w:eastAsia="맑은 고딕"/>
+                <w:sz w:val="17"/>
+              </w:rPr>
+              <w:t>17,599</w:t>
+            </w:r>
+          </w:p>
+        </w:tc>
+        <w:tc>
+          <w:tcPr>
+            <w:tcW w:type="dxa" w:w="3213"/>
+          </w:tcPr>
+          <w:p>
+            <w:pPr>
+              <w:spacing w:after="0"/>
+            </w:pPr>
+            <w:r>
+              <w:rPr>
+                <w:rFonts w:ascii="맑은 고딕" w:hAnsi="맑은 고딕" w:eastAsia="맑은 고딕"/>
+                <w:sz w:val="17"/>
+              </w:rPr>
+              <w:t>컨센서스 22,747원</w:t>
+            </w:r>
+          </w:p>
+        </w:tc>
+      </w:tr>
+      <w:tr>
+        <w:tc>
+          <w:tcPr>
+            <w:tcW w:type="dxa" w:w="3213"/>
+          </w:tcPr>
+          <w:p>
+            <w:pPr>
+              <w:spacing w:after="0"/>
+            </w:pPr>
+            <w:r>
+              <w:rPr>
+                <w:rFonts w:ascii="맑은 고딕" w:hAnsi="맑은 고딕" w:eastAsia="맑은 고딕"/>
+                <w:sz w:val="17"/>
+              </w:rPr>
+              <w:t>선행 P/E의 과거 중앙값</w:t>
+            </w:r>
+          </w:p>
+        </w:tc>
+        <w:tc>
+          <w:tcPr>
+            <w:tcW w:type="dxa" w:w="3213"/>
+          </w:tcPr>
+          <w:p>
+            <w:pPr>
+              <w:spacing w:after="0"/>
+            </w:pPr>
+            <w:r>
+              <w:rPr>
+                <w:rFonts w:ascii="맑은 고딕" w:hAnsi="맑은 고딕" w:eastAsia="맑은 고딕"/>
+                <w:sz w:val="17"/>
+              </w:rPr>
+              <w:t>4.9배 (4.1~5.6)</w:t>
+            </w:r>
+          </w:p>
+        </w:tc>
+        <w:tc>
+          <w:tcPr>
+            <w:tcW w:type="dxa" w:w="3213"/>
+          </w:tcPr>
+          <w:p>
+            <w:pPr>
+              <w:spacing w:after="0"/>
+            </w:pPr>
+            <w:r>
+              <w:rPr>
+                <w:rFonts w:ascii="맑은 고딕" w:hAnsi="맑은 고딕" w:eastAsia="맑은 고딕"/>
+                <w:sz w:val="17"/>
+              </w:rPr>
+              <w:t>분기 말 주가 ÷ 그 뒤 1년의 실제 주당순이익. 최근 20개 분기의 중앙값(가운데 절반의 범위)</w:t>
+            </w:r>
+          </w:p>
+        </w:tc>
+      </w:tr>
+      <w:tr>
+        <w:tc>
+          <w:tcPr>
+            <w:tcW w:type="dxa" w:w="3213"/>
+          </w:tcPr>
+          <w:p>
+            <w:pPr>
+              <w:spacing w:after="0"/>
+            </w:pPr>
+            <w:r>
+              <w:rPr>
+                <w:rFonts w:ascii="맑은 고딕" w:hAnsi="맑은 고딕" w:eastAsia="맑은 고딕"/>
+                <w:b/>
+                <w:sz w:val="17"/>
+              </w:rPr>
+              <w:t>12개월 목표주가</w:t>
+            </w:r>
+          </w:p>
+        </w:tc>
+        <w:tc>
+          <w:tcPr>
+            <w:tcW w:type="dxa" w:w="3213"/>
+          </w:tcPr>
+          <w:p>
+            <w:pPr>
+              <w:spacing w:after="0"/>
+              <w:jc w:val="right"/>
+            </w:pPr>
+            <w:r>
+              <w:rPr>
+                <w:rFonts w:ascii="맑은 고딕" w:hAnsi="맑은 고딕" w:eastAsia="맑은 고딕"/>
+                <w:b/>
+                <w:sz w:val="17"/>
+              </w:rPr>
+              <w:t>86,300</w:t>
+            </w:r>
+          </w:p>
+        </w:tc>
+        <w:tc>
+          <w:tcPr>
+            <w:tcW w:type="dxa" w:w="3213"/>
+          </w:tcPr>
+          <w:p>
+            <w:pPr>
+              <w:spacing w:after="0"/>
+            </w:pPr>
+            <w:r>
+              <w:rPr>
+                <w:rFonts w:ascii="맑은 고딕" w:hAnsi="맑은 고딕" w:eastAsia="맑은 고딕"/>
+                <w:b/>
+                <w:sz w:val="17"/>
+              </w:rPr>
+              <w:t>2027년 추정 주당순이익 × 선행 P/E 중앙값</w:t>
+            </w:r>
+          </w:p>
+        </w:tc>
+      </w:tr>
+      <w:tr>
+        <w:tc>
+          <w:tcPr>
+            <w:tcW w:type="dxa" w:w="3213"/>
+          </w:tcPr>
+          <w:p>
+            <w:pPr>
+              <w:spacing w:after="0"/>
+            </w:pPr>
+            <w:r>
+              <w:rPr>
+                <w:rFonts w:ascii="맑은 고딕" w:hAnsi="맑은 고딕" w:eastAsia="맑은 고딕"/>
+                <w:sz w:val="17"/>
+              </w:rPr>
+              <w:t xml:space="preserve"> 배수가 가운데 절반의 범위일 때</w:t>
+            </w:r>
+          </w:p>
+        </w:tc>
+        <w:tc>
+          <w:tcPr>
+            <w:tcW w:type="dxa" w:w="3213"/>
+          </w:tcPr>
+          <w:p>
+            <w:pPr>
+              <w:spacing w:after="0"/>
+            </w:pPr>
+            <w:r>
+              <w:rPr>
+                <w:rFonts w:ascii="맑은 고딕" w:hAnsi="맑은 고딕" w:eastAsia="맑은 고딕"/>
+                <w:sz w:val="17"/>
+              </w:rPr>
+              <w:t>71,485~98,465</w:t>
+            </w:r>
+          </w:p>
+        </w:tc>
+        <w:tc>
+          <w:tcPr>
+            <w:tcW w:type="dxa" w:w="3213"/>
+          </w:tcPr>
+          <w:p>
+            <w:pPr>
+              <w:spacing w:after="0"/>
+            </w:pPr>
+          </w:p>
+        </w:tc>
+      </w:tr>
+      <w:tr>
+        <w:tc>
+          <w:tcPr>
+            <w:tcW w:type="dxa" w:w="3213"/>
+          </w:tcPr>
+          <w:p>
+            <w:pPr>
+              <w:spacing w:after="0"/>
+            </w:pPr>
+            <w:r>
+              <w:rPr>
+                <w:rFonts w:ascii="맑은 고딕" w:hAnsi="맑은 고딕" w:eastAsia="맑은 고딕"/>
+                <w:sz w:val="17"/>
+              </w:rPr>
+              <w:t>기준일 종가</w:t>
+            </w:r>
+          </w:p>
+        </w:tc>
+        <w:tc>
+          <w:tcPr>
+            <w:tcW w:type="dxa" w:w="3213"/>
+          </w:tcPr>
+          <w:p>
+            <w:pPr>
+              <w:spacing w:after="0"/>
+              <w:jc w:val="right"/>
+            </w:pPr>
+            <w:r>
+              <w:rPr>
+                <w:rFonts w:ascii="맑은 고딕" w:hAnsi="맑은 고딕" w:eastAsia="맑은 고딕"/>
+                <w:sz w:val="17"/>
+              </w:rPr>
+              <w:t>106,800</w:t>
+            </w:r>
+          </w:p>
+        </w:tc>
+        <w:tc>
+          <w:tcPr>
+            <w:tcW w:type="dxa" w:w="3213"/>
+          </w:tcPr>
+          <w:p>
+            <w:pPr>
+              <w:spacing w:after="0"/>
+            </w:pPr>
+            <w:r>
+              <w:rPr>
+                <w:rFonts w:ascii="맑은 고딕" w:hAnsi="맑은 고딕" w:eastAsia="맑은 고딕"/>
+                <w:sz w:val="17"/>
+              </w:rPr>
+              <w:t>목표주가와의 차이 −19.2%</w:t>
+            </w:r>
+          </w:p>
+        </w:tc>
+      </w:tr>
+      <w:tr>
+        <w:tc>
+          <w:tcPr>
+            <w:tcW w:type="dxa" w:w="3213"/>
+          </w:tcPr>
+          <w:p>
+            <w:pPr>
+              <w:spacing w:after="0"/>
+            </w:pPr>
+            <w:r>
+              <w:rPr>
+                <w:rFonts w:ascii="맑은 고딕" w:hAnsi="맑은 고딕" w:eastAsia="맑은 고딕"/>
+                <w:sz w:val="17"/>
+              </w:rPr>
+              <w:t>견줌: 같은 배수 × 컨센서스 주당순이익</w:t>
+            </w:r>
+          </w:p>
+        </w:tc>
+        <w:tc>
+          <w:tcPr>
+            <w:tcW w:type="dxa" w:w="3213"/>
+          </w:tcPr>
+          <w:p>
+            <w:pPr>
+              <w:spacing w:after="0"/>
+              <w:jc w:val="right"/>
+            </w:pPr>
+            <w:r>
+              <w:rPr>
+                <w:rFonts w:ascii="맑은 고딕" w:hAnsi="맑은 고딕" w:eastAsia="맑은 고딕"/>
+                <w:sz w:val="17"/>
+              </w:rPr>
+              <w:t>111,556</w:t>
+            </w:r>
+          </w:p>
+        </w:tc>
+        <w:tc>
+          <w:tcPr>
+            <w:tcW w:type="dxa" w:w="3213"/>
+          </w:tcPr>
+          <w:p>
+            <w:pPr>
+              <w:spacing w:after="0"/>
+            </w:pPr>
+            <w:r>
+              <w:rPr>
+                <w:rFonts w:ascii="맑은 고딕" w:hAnsi="맑은 고딕" w:eastAsia="맑은 고딕"/>
+                <w:sz w:val="17"/>
+              </w:rPr>
+              <w:t>지금 주가는 컨센서스 2027년 주당순이익의 4.7배</w:t>
+            </w:r>
+          </w:p>
+        </w:tc>
+      </w:tr>
+      <w:tr>
+        <w:tc>
+          <w:tcPr>
+            <w:tcW w:type="dxa" w:w="3213"/>
+          </w:tcPr>
+          <w:p>
+            <w:pPr>
+              <w:spacing w:after="0"/>
+            </w:pPr>
+            <w:r>
+              <w:rPr>
+                <w:rFonts w:ascii="맑은 고딕" w:hAnsi="맑은 고딕" w:eastAsia="맑은 고딕"/>
+                <w:sz w:val="17"/>
+              </w:rPr>
+              <w:t>견줌: 목표주가 ÷ 주당순자산(2026년 말 추정)</w:t>
+            </w:r>
+          </w:p>
+        </w:tc>
+        <w:tc>
+          <w:tcPr>
+            <w:tcW w:type="dxa" w:w="3213"/>
+          </w:tcPr>
+          <w:p>
+            <w:pPr>
+              <w:spacing w:after="0"/>
+              <w:jc w:val="right"/>
+            </w:pPr>
+            <w:r>
+              <w:rPr>
+                <w:rFonts w:ascii="맑은 고딕" w:hAnsi="맑은 고딕" w:eastAsia="맑은 고딕"/>
+                <w:sz w:val="17"/>
+              </w:rPr>
+              <w:t>0.49배</w:t>
+            </w:r>
+          </w:p>
+        </w:tc>
+        <w:tc>
+          <w:tcPr>
+            <w:tcW w:type="dxa" w:w="3213"/>
+          </w:tcPr>
+          <w:p>
+            <w:pPr>
+              <w:spacing w:after="0"/>
+            </w:pPr>
+            <w:r>
+              <w:rPr>
+                <w:rFonts w:ascii="맑은 고딕" w:hAnsi="맑은 고딕" w:eastAsia="맑은 고딕"/>
+                <w:sz w:val="17"/>
+              </w:rPr>
+              <w:t>지난 20개 분기 P/B의 범위는 0.61~1.09배</w:t>
+            </w:r>
+          </w:p>
+        </w:tc>
+      </w:tr>
+      <w:tr>
+        <w:tc>
+          <w:tcPr>
+            <w:tcW w:type="dxa" w:w="3213"/>
+          </w:tcPr>
+          <w:p>
+            <w:pPr>
+              <w:spacing w:after="0"/>
+            </w:pPr>
+            <w:r>
+              <w:rPr>
+                <w:rFonts w:ascii="맑은 고딕" w:hAnsi="맑은 고딕" w:eastAsia="맑은 고딕"/>
+                <w:sz w:val="17"/>
+              </w:rPr>
+              <w:t>견줌: 목표주가에서의 배당수익률</w:t>
+            </w:r>
+          </w:p>
+        </w:tc>
+        <w:tc>
+          <w:tcPr>
+            <w:tcW w:type="dxa" w:w="3213"/>
+          </w:tcPr>
+          <w:p>
+            <w:pPr>
+              <w:spacing w:after="0"/>
+              <w:jc w:val="right"/>
+            </w:pPr>
+            <w:r>
+              <w:rPr>
+                <w:rFonts w:ascii="맑은 고딕" w:hAnsi="맑은 고딕" w:eastAsia="맑은 고딕"/>
+                <w:sz w:val="17"/>
+              </w:rPr>
+              <w:t>7.9%</w:t>
+            </w:r>
+          </w:p>
+        </w:tc>
+        <w:tc>
+          <w:tcPr>
+            <w:tcW w:type="dxa" w:w="3213"/>
+          </w:tcPr>
+          <w:p>
+            <w:pPr>
+              <w:spacing w:after="0"/>
+            </w:pPr>
+            <w:r>
+              <w:rPr>
+                <w:rFonts w:ascii="맑은 고딕" w:hAnsi="맑은 고딕" w:eastAsia="맑은 고딕"/>
+                <w:sz w:val="17"/>
+              </w:rPr>
+              <w:t>2026년 결산 추정 배당 기준</w:t>
+            </w:r>
+          </w:p>
+        </w:tc>
+      </w:tr>
+      <w:tr>
+        <w:tc>
+          <w:tcPr>
+            <w:tcW w:type="dxa" w:w="3213"/>
+          </w:tcPr>
+          <w:p>
+            <w:pPr>
+              <w:spacing w:after="0"/>
+            </w:pPr>
+            <w:r>
+              <w:rPr>
+                <w:rFonts w:ascii="맑은 고딕" w:hAnsi="맑은 고딕" w:eastAsia="맑은 고딕"/>
+                <w:sz w:val="17"/>
+              </w:rPr>
+              <w:t>의견 기준</w:t>
+            </w:r>
+          </w:p>
+        </w:tc>
+        <w:tc>
+          <w:tcPr>
+            <w:tcW w:type="dxa" w:w="3213"/>
+          </w:tcPr>
+          <w:p>
+            <w:pPr>
+              <w:spacing w:after="0"/>
+              <w:jc w:val="right"/>
+            </w:pPr>
+            <w:r>
+              <w:rPr>
+                <w:rFonts w:ascii="맑은 고딕" w:hAnsi="맑은 고딕" w:eastAsia="맑은 고딕"/>
+                <w:sz w:val="17"/>
+              </w:rPr>
+              <w:t>25.3%</w:t>
+            </w:r>
+          </w:p>
+        </w:tc>
+        <w:tc>
+          <w:tcPr>
+            <w:tcW w:type="dxa" w:w="3213"/>
+          </w:tcPr>
+          <w:p>
+            <w:pPr>
+              <w:spacing w:after="0"/>
+            </w:pPr>
+            <w:r>
+              <w:rPr>
+                <w:rFonts w:ascii="맑은 고딕" w:hAnsi="맑은 고딕" w:eastAsia="맑은 고딕"/>
+                <w:sz w:val="17"/>
+              </w:rPr>
+              <w:t>목표주가와의 차이가 이 값보다 클 때만 매수·매도</w:t>
+            </w:r>
+          </w:p>
+        </w:tc>
+      </w:tr>
+    </w:tbl>
+    <w:p>
+      <w:pPr>
+        <w:spacing w:after="40"/>
+      </w:pPr>
+    </w:p>
+    <w:p>
+      <w:pPr>
+        <w:spacing w:after="120"/>
+      </w:pPr>
+      <w:r>
+        <w:rPr>
+          <w:rFonts w:ascii="맑은 고딕" w:hAnsi="맑은 고딕" w:eastAsia="맑은 고딕"/>
+          <w:color w:val="5B6876"/>
+          <w:sz w:val="16"/>
+        </w:rPr>
+        <w:t>자료: 한국거래소, 기아, FnGuide, One Key 추정</w:t>
+      </w:r>
+    </w:p>
+    <w:p>
+      <w:pPr>
+        <w:pStyle w:val="Heading2"/>
+        <w:spacing w:after="80"/>
+      </w:pPr>
+      <w:r>
+        <w:rPr>
+          <w:rFonts w:ascii="맑은 고딕" w:hAnsi="맑은 고딕" w:eastAsia="맑은 고딕"/>
+        </w:rPr>
+        <w:t>최근 실적과 장부가로 본 값</w:t>
+      </w:r>
+    </w:p>
+    <w:p>
+      <w:pPr>
+        <w:spacing w:after="120"/>
+      </w:pPr>
+      <w:r>
+        <w:rPr>
+          <w:rFonts w:ascii="맑은 고딕" w:hAnsi="맑은 고딕" w:eastAsia="맑은 고딕"/>
+        </w:rPr>
+        <w:t>최근 실적과 장부가를 쓰는 방식 셋도 세웠다. 과거 P/E 중앙값 × 최근 4개 분기 주당순이익, 과거 P/B 중앙값 × 주당순자산, 그리고 같은 그룹 현대차의 P/B에 기아가 현대차보다 받아 온 배수를 곱한 값이다. 2019년 3월부터 2025년 9월까지 분기 말 27개 시점에 그때까지의 자료로 적정가치를 내고 1년 뒤 주가와 견줬다.</w:t>
+      </w:r>
+    </w:p>
+    <w:p>
+      <w:pPr>
+        <w:spacing w:after="40"/>
+      </w:pPr>
+      <w:r>
+        <w:rPr>
+          <w:rFonts w:ascii="맑은 고딕" w:hAnsi="맑은 고딕" w:eastAsia="맑은 고딕"/>
+          <w:b/>
+          <w:color w:val="1F3A5F"/>
+          <w:sz w:val="19"/>
+        </w:rPr>
+        <w:t>표 15</w:t>
       </w:r>
       <w:r>
         <w:rPr>
@@ -14079,726 +14710,7 @@
         <w:rPr>
           <w:rFonts w:ascii="맑은 고딕" w:hAnsi="맑은 고딕" w:eastAsia="맑은 고딕"/>
         </w:rPr>
-        <w:t>가장 덜 빗나간 것은 현대차 P/B에 맞추는 방식을 절반만 따라간 것(25.2%)인데, 주가를 그대로 둔 것(25.3%)과 차이가 없다. 그래서 목표주가는 현재가와 같고, 의견은 상승여력이 이 오차보다 클 때만 매수나 매도로 두므로 중립이다.</w:t>
-      </w:r>
-    </w:p>
-    <w:p>
-      <w:pPr>
-        <w:spacing w:after="40"/>
-      </w:pPr>
-      <w:r>
-        <w:rPr>
-          <w:rFonts w:ascii="맑은 고딕" w:hAnsi="맑은 고딕" w:eastAsia="맑은 고딕"/>
-          <w:b/>
-          <w:color w:val="1F3A5F"/>
-          <w:sz w:val="19"/>
-        </w:rPr>
-        <w:t>표 15</w:t>
-      </w:r>
-      <w:r>
-        <w:rPr>
-          <w:rFonts w:ascii="맑은 고딕" w:hAnsi="맑은 고딕" w:eastAsia="맑은 고딕"/>
-          <w:b/>
-          <w:color w:val="1F3A5F"/>
-          <w:sz w:val="19"/>
-        </w:rPr>
-        <w:t xml:space="preserve"> 목표주가 산출 </w:t>
-      </w:r>
-      <w:r>
-        <w:rPr>
-          <w:rFonts w:ascii="맑은 고딕" w:hAnsi="맑은 고딕" w:eastAsia="맑은 고딕"/>
-          <w:b/>
-          <w:color w:val="1F3A5F"/>
-          <w:sz w:val="19"/>
-        </w:rPr>
-        <w:t>(원, 배)</w:t>
-      </w:r>
-    </w:p>
-    <w:tbl>
-      <w:tblPr>
-        <w:tblStyle w:val="TableGrid"/>
-        <w:tblW w:type="auto" w:w="0"/>
-        <w:jc w:val="center"/>
-        <w:tblLook w:firstColumn="1" w:firstRow="1" w:lastColumn="0" w:lastRow="0" w:noHBand="0" w:noVBand="1" w:val="04A0"/>
-      </w:tblPr>
-      <w:tblGrid>
-        <w:gridCol w:w="3213"/>
-        <w:gridCol w:w="3213"/>
-        <w:gridCol w:w="3213"/>
-      </w:tblGrid>
-      <w:tr>
-        <w:tc>
-          <w:tcPr>
-            <w:tcW w:type="dxa" w:w="3213"/>
-            <w:shd w:val="clear" w:color="auto" w:fill="1F3A5F"/>
-          </w:tcPr>
-          <w:p>
-            <w:pPr>
-              <w:spacing w:after="0"/>
-              <w:jc w:val="center"/>
-            </w:pPr>
-            <w:r>
-              <w:rPr>
-                <w:rFonts w:ascii="맑은 고딕" w:hAnsi="맑은 고딕" w:eastAsia="맑은 고딕"/>
-                <w:b/>
-                <w:color w:val="FFFFFF"/>
-                <w:sz w:val="17"/>
-              </w:rPr>
-              <w:t>항목</w:t>
-            </w:r>
-          </w:p>
-        </w:tc>
-        <w:tc>
-          <w:tcPr>
-            <w:tcW w:type="dxa" w:w="3213"/>
-            <w:shd w:val="clear" w:color="auto" w:fill="1F3A5F"/>
-          </w:tcPr>
-          <w:p>
-            <w:pPr>
-              <w:spacing w:after="0"/>
-              <w:jc w:val="center"/>
-            </w:pPr>
-            <w:r>
-              <w:rPr>
-                <w:rFonts w:ascii="맑은 고딕" w:hAnsi="맑은 고딕" w:eastAsia="맑은 고딕"/>
-                <w:b/>
-                <w:color w:val="FFFFFF"/>
-                <w:sz w:val="17"/>
-              </w:rPr>
-              <w:t>값</w:t>
-            </w:r>
-          </w:p>
-        </w:tc>
-        <w:tc>
-          <w:tcPr>
-            <w:tcW w:type="dxa" w:w="3213"/>
-            <w:shd w:val="clear" w:color="auto" w:fill="1F3A5F"/>
-          </w:tcPr>
-          <w:p>
-            <w:pPr>
-              <w:spacing w:after="0"/>
-              <w:jc w:val="center"/>
-            </w:pPr>
-            <w:r>
-              <w:rPr>
-                <w:rFonts w:ascii="맑은 고딕" w:hAnsi="맑은 고딕" w:eastAsia="맑은 고딕"/>
-                <w:b/>
-                <w:color w:val="FFFFFF"/>
-                <w:sz w:val="17"/>
-              </w:rPr>
-              <w:t>설명</w:t>
-            </w:r>
-          </w:p>
-        </w:tc>
-      </w:tr>
-      <w:tr>
-        <w:tc>
-          <w:tcPr>
-            <w:tcW w:type="dxa" w:w="3213"/>
-          </w:tcPr>
-          <w:p>
-            <w:pPr>
-              <w:spacing w:after="0"/>
-            </w:pPr>
-            <w:r>
-              <w:rPr>
-                <w:rFonts w:ascii="맑은 고딕" w:hAnsi="맑은 고딕" w:eastAsia="맑은 고딕"/>
-                <w:sz w:val="17"/>
-              </w:rPr>
-              <w:t>지금 P/B · P/E</w:t>
-            </w:r>
-          </w:p>
-        </w:tc>
-        <w:tc>
-          <w:tcPr>
-            <w:tcW w:type="dxa" w:w="3213"/>
-          </w:tcPr>
-          <w:p>
-            <w:pPr>
-              <w:spacing w:after="0"/>
-            </w:pPr>
-            <w:r>
-              <w:rPr>
-                <w:rFonts w:ascii="맑은 고딕" w:hAnsi="맑은 고딕" w:eastAsia="맑은 고딕"/>
-                <w:sz w:val="17"/>
-              </w:rPr>
-              <w:t>0.64배 · 5.9배</w:t>
-            </w:r>
-          </w:p>
-        </w:tc>
-        <w:tc>
-          <w:tcPr>
-            <w:tcW w:type="dxa" w:w="3213"/>
-          </w:tcPr>
-          <w:p>
-            <w:pPr>
-              <w:spacing w:after="0"/>
-            </w:pPr>
-            <w:r>
-              <w:rPr>
-                <w:rFonts w:ascii="맑은 고딕" w:hAnsi="맑은 고딕" w:eastAsia="맑은 고딕"/>
-                <w:sz w:val="17"/>
-              </w:rPr>
-              <w:t>주당순자산 165,690원(2026년 6월 말), 최근 4개 분기 주당순이익 18,068원</w:t>
-            </w:r>
-          </w:p>
-        </w:tc>
-      </w:tr>
-      <w:tr>
-        <w:tc>
-          <w:tcPr>
-            <w:tcW w:type="dxa" w:w="3213"/>
-          </w:tcPr>
-          <w:p>
-            <w:pPr>
-              <w:spacing w:after="0"/>
-            </w:pPr>
-            <w:r>
-              <w:rPr>
-                <w:rFonts w:ascii="맑은 고딕" w:hAnsi="맑은 고딕" w:eastAsia="맑은 고딕"/>
-                <w:sz w:val="17"/>
-              </w:rPr>
-              <w:t>과거 P/B 중앙값(범위)</w:t>
-            </w:r>
-          </w:p>
-        </w:tc>
-        <w:tc>
-          <w:tcPr>
-            <w:tcW w:type="dxa" w:w="3213"/>
-          </w:tcPr>
-          <w:p>
-            <w:pPr>
-              <w:spacing w:after="0"/>
-            </w:pPr>
-            <w:r>
-              <w:rPr>
-                <w:rFonts w:ascii="맑은 고딕" w:hAnsi="맑은 고딕" w:eastAsia="맑은 고딕"/>
-                <w:sz w:val="17"/>
-              </w:rPr>
-              <w:t>0.82배 (0.61~1.09)</w:t>
-            </w:r>
-          </w:p>
-        </w:tc>
-        <w:tc>
-          <w:tcPr>
-            <w:tcW w:type="dxa" w:w="3213"/>
-          </w:tcPr>
-          <w:p>
-            <w:pPr>
-              <w:spacing w:after="0"/>
-            </w:pPr>
-            <w:r>
-              <w:rPr>
-                <w:rFonts w:ascii="맑은 고딕" w:hAnsi="맑은 고딕" w:eastAsia="맑은 고딕"/>
-                <w:sz w:val="17"/>
-              </w:rPr>
-              <w:t>분기 말 20개</w:t>
-            </w:r>
-          </w:p>
-        </w:tc>
-      </w:tr>
-      <w:tr>
-        <w:tc>
-          <w:tcPr>
-            <w:tcW w:type="dxa" w:w="3213"/>
-          </w:tcPr>
-          <w:p>
-            <w:pPr>
-              <w:spacing w:after="0"/>
-            </w:pPr>
-            <w:r>
-              <w:rPr>
-                <w:rFonts w:ascii="맑은 고딕" w:hAnsi="맑은 고딕" w:eastAsia="맑은 고딕"/>
-                <w:sz w:val="17"/>
-              </w:rPr>
-              <w:t>① P/E로 본 가치</w:t>
-            </w:r>
-          </w:p>
-        </w:tc>
-        <w:tc>
-          <w:tcPr>
-            <w:tcW w:type="dxa" w:w="3213"/>
-          </w:tcPr>
-          <w:p>
-            <w:pPr>
-              <w:spacing w:after="0"/>
-              <w:jc w:val="right"/>
-            </w:pPr>
-            <w:r>
-              <w:rPr>
-                <w:rFonts w:ascii="맑은 고딕" w:hAnsi="맑은 고딕" w:eastAsia="맑은 고딕"/>
-                <w:sz w:val="17"/>
-              </w:rPr>
-              <w:t>98,818</w:t>
-            </w:r>
-          </w:p>
-        </w:tc>
-        <w:tc>
-          <w:tcPr>
-            <w:tcW w:type="dxa" w:w="3213"/>
-          </w:tcPr>
-          <w:p>
-            <w:pPr>
-              <w:spacing w:after="0"/>
-            </w:pPr>
-            <w:r>
-              <w:rPr>
-                <w:rFonts w:ascii="맑은 고딕" w:hAnsi="맑은 고딕" w:eastAsia="맑은 고딕"/>
-                <w:sz w:val="17"/>
-              </w:rPr>
-              <w:t>P/E 중앙값 5.5배 × 최근 4개 분기 주당순이익</w:t>
-            </w:r>
-          </w:p>
-        </w:tc>
-      </w:tr>
-      <w:tr>
-        <w:tc>
-          <w:tcPr>
-            <w:tcW w:type="dxa" w:w="3213"/>
-          </w:tcPr>
-          <w:p>
-            <w:pPr>
-              <w:spacing w:after="0"/>
-            </w:pPr>
-            <w:r>
-              <w:rPr>
-                <w:rFonts w:ascii="맑은 고딕" w:hAnsi="맑은 고딕" w:eastAsia="맑은 고딕"/>
-                <w:sz w:val="17"/>
-              </w:rPr>
-              <w:t>② P/B로 본 가치</w:t>
-            </w:r>
-          </w:p>
-        </w:tc>
-        <w:tc>
-          <w:tcPr>
-            <w:tcW w:type="dxa" w:w="3213"/>
-          </w:tcPr>
-          <w:p>
-            <w:pPr>
-              <w:spacing w:after="0"/>
-              <w:jc w:val="right"/>
-            </w:pPr>
-            <w:r>
-              <w:rPr>
-                <w:rFonts w:ascii="맑은 고딕" w:hAnsi="맑은 고딕" w:eastAsia="맑은 고딕"/>
-                <w:sz w:val="17"/>
-              </w:rPr>
-              <w:t>136,200</w:t>
-            </w:r>
-          </w:p>
-        </w:tc>
-        <w:tc>
-          <w:tcPr>
-            <w:tcW w:type="dxa" w:w="3213"/>
-          </w:tcPr>
-          <w:p>
-            <w:pPr>
-              <w:spacing w:after="0"/>
-            </w:pPr>
-            <w:r>
-              <w:rPr>
-                <w:rFonts w:ascii="맑은 고딕" w:hAnsi="맑은 고딕" w:eastAsia="맑은 고딕"/>
-                <w:sz w:val="17"/>
-              </w:rPr>
-              <w:t>P/B 중앙값 × 주당순자산</w:t>
-            </w:r>
-          </w:p>
-        </w:tc>
-      </w:tr>
-      <w:tr>
-        <w:tc>
-          <w:tcPr>
-            <w:tcW w:type="dxa" w:w="3213"/>
-          </w:tcPr>
-          <w:p>
-            <w:pPr>
-              <w:spacing w:after="0"/>
-            </w:pPr>
-            <w:r>
-              <w:rPr>
-                <w:rFonts w:ascii="맑은 고딕" w:hAnsi="맑은 고딕" w:eastAsia="맑은 고딕"/>
-                <w:b/>
-                <w:sz w:val="17"/>
-              </w:rPr>
-              <w:t>③ 현대차 P/B × 상대 배수(적정가치)</w:t>
-            </w:r>
-          </w:p>
-        </w:tc>
-        <w:tc>
-          <w:tcPr>
-            <w:tcW w:type="dxa" w:w="3213"/>
-          </w:tcPr>
-          <w:p>
-            <w:pPr>
-              <w:spacing w:after="0"/>
-              <w:jc w:val="right"/>
-            </w:pPr>
-            <w:r>
-              <w:rPr>
-                <w:rFonts w:ascii="맑은 고딕" w:hAnsi="맑은 고딕" w:eastAsia="맑은 고딕"/>
-                <w:b/>
-                <w:sz w:val="17"/>
-              </w:rPr>
-              <w:t>159,472</w:t>
-            </w:r>
-          </w:p>
-        </w:tc>
-        <w:tc>
-          <w:tcPr>
-            <w:tcW w:type="dxa" w:w="3213"/>
-          </w:tcPr>
-          <w:p>
-            <w:pPr>
-              <w:spacing w:after="0"/>
-            </w:pPr>
-            <w:r>
-              <w:rPr>
-                <w:rFonts w:ascii="맑은 고딕" w:hAnsi="맑은 고딕" w:eastAsia="맑은 고딕"/>
-                <w:b/>
-                <w:sz w:val="17"/>
-              </w:rPr>
-              <w:t>현대차 P/B 0.57배 × 기아 ÷ 현대차의 중앙값 1.68 × 주당순자산. 과거 시험에서 가장 덜 빗나간 방식</w:t>
-            </w:r>
-          </w:p>
-        </w:tc>
-      </w:tr>
-      <w:tr>
-        <w:tc>
-          <w:tcPr>
-            <w:tcW w:type="dxa" w:w="3213"/>
-          </w:tcPr>
-          <w:p>
-            <w:pPr>
-              <w:spacing w:after="0"/>
-            </w:pPr>
-            <w:r>
-              <w:rPr>
-                <w:rFonts w:ascii="맑은 고딕" w:hAnsi="맑은 고딕" w:eastAsia="맑은 고딕"/>
-                <w:sz w:val="17"/>
-              </w:rPr>
-              <w:t>좁히는 정도</w:t>
-            </w:r>
-          </w:p>
-        </w:tc>
-        <w:tc>
-          <w:tcPr>
-            <w:tcW w:type="dxa" w:w="3213"/>
-          </w:tcPr>
-          <w:p>
-            <w:pPr>
-              <w:spacing w:after="0"/>
-              <w:jc w:val="right"/>
-            </w:pPr>
-            <w:r>
-              <w:rPr>
-                <w:rFonts w:ascii="맑은 고딕" w:hAnsi="맑은 고딕" w:eastAsia="맑은 고딕"/>
-                <w:sz w:val="17"/>
-              </w:rPr>
-              <w:t>0.0</w:t>
-            </w:r>
-          </w:p>
-        </w:tc>
-        <w:tc>
-          <w:tcPr>
-            <w:tcW w:type="dxa" w:w="3213"/>
-          </w:tcPr>
-          <w:p>
-            <w:pPr>
-              <w:spacing w:after="0"/>
-            </w:pPr>
-            <w:r>
-              <w:rPr>
-                <w:rFonts w:ascii="맑은 고딕" w:hAnsi="맑은 고딕" w:eastAsia="맑은 고딕"/>
-                <w:sz w:val="17"/>
-              </w:rPr>
-              <w:t>주가 그대로일 때보다 오차가 5% 넘게 작을 때만 1이나 0.5</w:t>
-            </w:r>
-          </w:p>
-        </w:tc>
-      </w:tr>
-      <w:tr>
-        <w:tc>
-          <w:tcPr>
-            <w:tcW w:type="dxa" w:w="3213"/>
-          </w:tcPr>
-          <w:p>
-            <w:pPr>
-              <w:spacing w:after="0"/>
-            </w:pPr>
-            <w:r>
-              <w:rPr>
-                <w:rFonts w:ascii="맑은 고딕" w:hAnsi="맑은 고딕" w:eastAsia="맑은 고딕"/>
-                <w:sz w:val="17"/>
-              </w:rPr>
-              <w:t>기준일 종가</w:t>
-            </w:r>
-          </w:p>
-        </w:tc>
-        <w:tc>
-          <w:tcPr>
-            <w:tcW w:type="dxa" w:w="3213"/>
-          </w:tcPr>
-          <w:p>
-            <w:pPr>
-              <w:spacing w:after="0"/>
-              <w:jc w:val="right"/>
-            </w:pPr>
-            <w:r>
-              <w:rPr>
-                <w:rFonts w:ascii="맑은 고딕" w:hAnsi="맑은 고딕" w:eastAsia="맑은 고딕"/>
-                <w:sz w:val="17"/>
-              </w:rPr>
-              <w:t>106,800</w:t>
-            </w:r>
-          </w:p>
-        </w:tc>
-        <w:tc>
-          <w:tcPr>
-            <w:tcW w:type="dxa" w:w="3213"/>
-          </w:tcPr>
-          <w:p>
-            <w:pPr>
-              <w:spacing w:after="0"/>
-            </w:pPr>
-          </w:p>
-        </w:tc>
-      </w:tr>
-      <w:tr>
-        <w:tc>
-          <w:tcPr>
-            <w:tcW w:type="dxa" w:w="3213"/>
-          </w:tcPr>
-          <w:p>
-            <w:pPr>
-              <w:spacing w:after="0"/>
-            </w:pPr>
-            <w:r>
-              <w:rPr>
-                <w:rFonts w:ascii="맑은 고딕" w:hAnsi="맑은 고딕" w:eastAsia="맑은 고딕"/>
-                <w:b/>
-                <w:sz w:val="17"/>
-              </w:rPr>
-              <w:t>12개월 목표주가</w:t>
-            </w:r>
-          </w:p>
-        </w:tc>
-        <w:tc>
-          <w:tcPr>
-            <w:tcW w:type="dxa" w:w="3213"/>
-          </w:tcPr>
-          <w:p>
-            <w:pPr>
-              <w:spacing w:after="0"/>
-              <w:jc w:val="right"/>
-            </w:pPr>
-            <w:r>
-              <w:rPr>
-                <w:rFonts w:ascii="맑은 고딕" w:hAnsi="맑은 고딕" w:eastAsia="맑은 고딕"/>
-                <w:b/>
-                <w:sz w:val="17"/>
-              </w:rPr>
-              <w:t>106,800</w:t>
-            </w:r>
-          </w:p>
-        </w:tc>
-        <w:tc>
-          <w:tcPr>
-            <w:tcW w:type="dxa" w:w="3213"/>
-          </w:tcPr>
-          <w:p>
-            <w:pPr>
-              <w:spacing w:after="0"/>
-            </w:pPr>
-            <w:r>
-              <w:rPr>
-                <w:rFonts w:ascii="맑은 고딕" w:hAnsi="맑은 고딕" w:eastAsia="맑은 고딕"/>
-                <w:b/>
-                <w:sz w:val="17"/>
-              </w:rPr>
-              <w:t>주가 + 좁히는 정도 × (적정가치 − 주가)</w:t>
-            </w:r>
-          </w:p>
-        </w:tc>
-      </w:tr>
-      <w:tr>
-        <w:tc>
-          <w:tcPr>
-            <w:tcW w:type="dxa" w:w="3213"/>
-          </w:tcPr>
-          <w:p>
-            <w:pPr>
-              <w:spacing w:after="0"/>
-            </w:pPr>
-            <w:r>
-              <w:rPr>
-                <w:rFonts w:ascii="맑은 고딕" w:hAnsi="맑은 고딕" w:eastAsia="맑은 고딕"/>
-                <w:sz w:val="17"/>
-              </w:rPr>
-              <w:t>의견 기준</w:t>
-            </w:r>
-          </w:p>
-        </w:tc>
-        <w:tc>
-          <w:tcPr>
-            <w:tcW w:type="dxa" w:w="3213"/>
-          </w:tcPr>
-          <w:p>
-            <w:pPr>
-              <w:spacing w:after="0"/>
-              <w:jc w:val="right"/>
-            </w:pPr>
-            <w:r>
-              <w:rPr>
-                <w:rFonts w:ascii="맑은 고딕" w:hAnsi="맑은 고딕" w:eastAsia="맑은 고딕"/>
-                <w:sz w:val="17"/>
-              </w:rPr>
-              <w:t>25.3%</w:t>
-            </w:r>
-          </w:p>
-        </w:tc>
-        <w:tc>
-          <w:tcPr>
-            <w:tcW w:type="dxa" w:w="3213"/>
-          </w:tcPr>
-          <w:p>
-            <w:pPr>
-              <w:spacing w:after="0"/>
-            </w:pPr>
-            <w:r>
-              <w:rPr>
-                <w:rFonts w:ascii="맑은 고딕" w:hAnsi="맑은 고딕" w:eastAsia="맑은 고딕"/>
-                <w:sz w:val="17"/>
-              </w:rPr>
-              <w:t>상승여력이 이 오차보다 클 때만 매수·매도</w:t>
-            </w:r>
-          </w:p>
-        </w:tc>
-      </w:tr>
-      <w:tr>
-        <w:tc>
-          <w:tcPr>
-            <w:tcW w:type="dxa" w:w="3213"/>
-          </w:tcPr>
-          <w:p>
-            <w:pPr>
-              <w:spacing w:after="0"/>
-            </w:pPr>
-            <w:r>
-              <w:rPr>
-                <w:rFonts w:ascii="맑은 고딕" w:hAnsi="맑은 고딕" w:eastAsia="맑은 고딕"/>
-                <w:sz w:val="17"/>
-              </w:rPr>
-              <w:t>참고: 배당수익률</w:t>
-            </w:r>
-          </w:p>
-        </w:tc>
-        <w:tc>
-          <w:tcPr>
-            <w:tcW w:type="dxa" w:w="3213"/>
-          </w:tcPr>
-          <w:p>
-            <w:pPr>
-              <w:spacing w:after="0"/>
-              <w:jc w:val="right"/>
-            </w:pPr>
-            <w:r>
-              <w:rPr>
-                <w:rFonts w:ascii="맑은 고딕" w:hAnsi="맑은 고딕" w:eastAsia="맑은 고딕"/>
-                <w:sz w:val="17"/>
-              </w:rPr>
-              <w:t>6.4%</w:t>
-            </w:r>
-          </w:p>
-        </w:tc>
-        <w:tc>
-          <w:tcPr>
-            <w:tcW w:type="dxa" w:w="3213"/>
-          </w:tcPr>
-          <w:p>
-            <w:pPr>
-              <w:spacing w:after="0"/>
-            </w:pPr>
-            <w:r>
-              <w:rPr>
-                <w:rFonts w:ascii="맑은 고딕" w:hAnsi="맑은 고딕" w:eastAsia="맑은 고딕"/>
-                <w:sz w:val="17"/>
-              </w:rPr>
-              <w:t>2026년 결산 추정 배당 6,800원 ÷ 기준일 종가</w:t>
-            </w:r>
-          </w:p>
-        </w:tc>
-      </w:tr>
-      <w:tr>
-        <w:tc>
-          <w:tcPr>
-            <w:tcW w:type="dxa" w:w="3213"/>
-          </w:tcPr>
-          <w:p>
-            <w:pPr>
-              <w:spacing w:after="0"/>
-            </w:pPr>
-            <w:r>
-              <w:rPr>
-                <w:rFonts w:ascii="맑은 고딕" w:hAnsi="맑은 고딕" w:eastAsia="맑은 고딕"/>
-                <w:sz w:val="17"/>
-              </w:rPr>
-              <w:t>참고: P/E 중앙값 × 2027년 추정 주당순이익</w:t>
-            </w:r>
-          </w:p>
-        </w:tc>
-        <w:tc>
-          <w:tcPr>
-            <w:tcW w:type="dxa" w:w="3213"/>
-          </w:tcPr>
-          <w:p>
-            <w:pPr>
-              <w:spacing w:after="0"/>
-              <w:jc w:val="right"/>
-            </w:pPr>
-            <w:r>
-              <w:rPr>
-                <w:rFonts w:ascii="맑은 고딕" w:hAnsi="맑은 고딕" w:eastAsia="맑은 고딕"/>
-                <w:sz w:val="17"/>
-              </w:rPr>
-              <w:t>96,252</w:t>
-            </w:r>
-          </w:p>
-        </w:tc>
-        <w:tc>
-          <w:tcPr>
-            <w:tcW w:type="dxa" w:w="3213"/>
-          </w:tcPr>
-          <w:p>
-            <w:pPr>
-              <w:spacing w:after="0"/>
-            </w:pPr>
-            <w:r>
-              <w:rPr>
-                <w:rFonts w:ascii="맑은 고딕" w:hAnsi="맑은 고딕" w:eastAsia="맑은 고딕"/>
-                <w:sz w:val="17"/>
-              </w:rPr>
-              <w:t>참고 값</w:t>
-            </w:r>
-          </w:p>
-        </w:tc>
-      </w:tr>
-    </w:tbl>
-    <w:p>
-      <w:pPr>
-        <w:spacing w:after="40"/>
-      </w:pPr>
-    </w:p>
-    <w:p>
-      <w:pPr>
-        <w:spacing w:after="120"/>
-      </w:pPr>
-      <w:r>
-        <w:rPr>
-          <w:rFonts w:ascii="맑은 고딕" w:hAnsi="맑은 고딕" w:eastAsia="맑은 고딕"/>
-          <w:color w:val="5B6876"/>
-          <w:sz w:val="16"/>
-        </w:rPr>
-        <w:t>자료: 한국거래소, 기아, One Key 추정</w:t>
+        <w:t>셋 모두 주가를 그대로 둔 것(25.3%)보다 낫지 않았다. 세 방식에는 이 보고서의 이익 추정이 들어가지 않는다. 그래서 목표주가에는 쓰지 않고 견주는 값으로 둔다. 지금 값은 차례로 98,818원, 136,200원, 159,472원이다. 의견은 목표주가와 주가의 차이가 과거 평균 오차(25%)보다 클 때만 매수나 매도로 두므로 중립이다.</w:t>
       </w:r>
     </w:p>
     <w:p>
@@ -15495,7 +15407,7 @@
         <w:rPr>
           <w:rFonts w:ascii="맑은 고딕" w:hAnsi="맑은 고딕" w:eastAsia="맑은 고딕"/>
         </w:rPr>
-        <w:t>적정가치(③)는 159,472원으로 주가보다 49% 높다. P/B 0.64배는 지난 20개 분기의 가장 낮은 쪽(0.61배)에 가깝고, 2026년 결산 추정 배당수익률은 6.4%다(회사는 주당 배당금을 점차 올리는 기조와 최소 배당 5,000원을 밝혔다). 싸 보이는 것은 맞다. 다만 싸 보일 때 사서 1년 뒤에 맞았는지를 과거에 대 보면 방식의 오차가 25%라, 그것만으로 매수라고 쓰지 않았다.</w:t>
+        <w:t>장부가로 보면 싸다. P/B 0.64배는 지난 20개 분기의 가장 낮은 쪽(0.61배)에 가깝고, 목표주가는 2026년 말 추정 주당순자산의 0.49배로 그 범위 아래다. 2026년 결산 추정 배당수익률은 지금 주가에서 6.4%, 목표주가에서 7.9%다(회사는 주당 배당금을 점차 올리는 기조와 최소 배당 5,000원을 밝혔다). 장부가와 배당은 주가를 받치는 쪽이고, 이익은 끌어내리는 쪽이다. 자기자본이익률이 2024년 19.1%에서 2027년 9.7%로 내려가는 회사라 과거 P/B를 그대로 받기 어렵다고 보고 이익 배수를 따랐다.</w:t>
       </w:r>
     </w:p>
     <w:p>

--- a/static/reports/kia-20261011.docx
+++ b/static/reports/kia-20261011.docx
@@ -105,7 +105,7 @@
                 <w:color w:val="5B6876"/>
                 <w:sz w:val="17"/>
               </w:rPr>
-              <w:t>투자의견(제안)</w:t>
+              <w:t>투자의견</w:t>
             </w:r>
           </w:p>
         </w:tc>
@@ -125,7 +125,7 @@
                 <w:color w:val="5B6876"/>
                 <w:sz w:val="17"/>
               </w:rPr>
-              <w:t>목표주가(제안)</w:t>
+              <w:t>목표주가</w:t>
             </w:r>
           </w:p>
         </w:tc>
@@ -316,7 +316,7 @@
         <w:rPr>
           <w:rFonts w:ascii="맑은 고딕" w:hAnsi="맑은 고딕" w:eastAsia="맑은 고딕"/>
         </w:rPr>
-        <w:t>원/달러와 원/유로가 10월 초 수준(1,351원, 1,520원)에 머물면 2026년 평균(1,435원, 1,654원)보다 낮다. 통화별 환노출에 이 변화를 곱한 환율 줄이 −18,260억원이고 2027년 영업이익은 5.7조원이다. 컨센서스(10.7조원)보다 47% 적다. 목표주가는 12개월 선행 추정 주당순이익 14,843원(컨센서스 22,329원)에 시장이 최근 8개 분기에 실제로 치른 선행 배수 4.93배를 곱한 73,200원이다. 지금 주가는 컨센서스 선행 주당순이익의 4.78배로 그 평균과 같은 수준이다. 그래서 목표주가와 주가의 차이는 배수가 아니라 이익 추정에서 나온다. 목표주가는 현재가보다 31% 낮고 의견은 매도(제안)다.</w:t>
+        <w:t>원/달러와 원/유로가 10월 초 수준(1,351원, 1,520원)에 머물면 2026년 평균(1,435원, 1,654원)보다 낮다. 통화별 환노출에 이 변화를 곱한 환율 줄이 −18,260억원이고 2027년 영업이익은 5.7조원이다. 컨센서스(10.7조원)보다 47% 적다. 목표주가는 12개월 선행 추정 주당순이익 14,843원(컨센서스 22,329원)에 시장이 최근 8개 분기에 실제로 치른 선행 배수 4.93배를 곱한 73,200원이다. 지금 주가는 컨센서스 선행 주당순이익의 4.78배로 그 평균과 같은 수준이다. 그래서 목표주가와 주가의 차이는 배수가 아니라 이익 추정에서 나온다. 목표주가는 현재가보다 31% 낮고 의견은 매도다.</w:t>
       </w:r>
     </w:p>
     <w:p>
@@ -365,7 +365,7 @@
           <w:color w:val="5B6876"/>
           <w:sz w:val="16"/>
         </w:rPr>
-        <w:t>숫자는 모두 모델 엑셀의 칸에서 읽었다. 그림은 엑셀 차트다. 컨센서스는 견주는 데에만 썼다. 의견과 목표주가는 모델이 계산한 제안이다.</w:t>
+        <w:t>숫자는 모두 모델 엑셀의 칸에서 읽었다. 그림은 엑셀 차트다. 컨센서스는 견주는 데에만 썼다.</w:t>
       </w:r>
     </w:p>
     <w:p>
@@ -1611,7 +1611,7 @@
         <w:rPr>
           <w:rFonts w:ascii="맑은 고딕" w:hAnsi="맑은 고딕" w:eastAsia="맑은 고딕"/>
         </w:rPr>
-        <w:t>목표주가(제안) 73,200원, 의견(제안) 매도</w:t>
+        <w:t>목표주가 73,200원, 의견 매도</w:t>
       </w:r>
     </w:p>
     <w:p>
@@ -2123,7 +2123,7 @@
                 <w:b/>
                 <w:sz w:val="17"/>
               </w:rPr>
-              <w:t>의견(제안)</w:t>
+              <w:t>의견</w:t>
             </w:r>
           </w:p>
         </w:tc>
@@ -2418,7 +2418,7 @@
         <w:rPr>
           <w:rFonts w:ascii="맑은 고딕" w:hAnsi="맑은 고딕" w:eastAsia="맑은 고딕"/>
         </w:rPr>
-        <w:t>의견 기준은 12개월 상승여력 +15% 이상이면 매수, −15% 아래면 매도, 그 사이는 중립이다. 목표주가와 주가의 차이 −31.5%는 이 기준의 아래쪽 경계보다 낮아 의견은 매도(제안)다. 배수를 재는 기간에 따라 값의 범위가 있다. 최근 4개 분기 평균(5.89배)을 쓰면 87,426원이다. 최근 4개 분기에는 관세율이 15%로 내린 뒤 그룹주가 로봇 계열사 기대로 오른 2026년 상반기가 들어 있고, 8개 분기에는 관세로 주가가 눌린 2025년이 같이 들어 있다.</w:t>
+        <w:t>의견 기준은 12개월 상승여력 +15% 이상이면 매수, −15% 아래면 매도, 그 사이는 중립이다. 목표주가와 주가의 차이 −31.5%는 이 기준의 아래쪽 경계보다 낮아 의견은 매도다. 배수를 재는 기간에 따라 값의 범위가 있다. 최근 4개 분기 평균(5.89배)을 쓰면 87,426원이다. 최근 4개 분기에는 관세율이 15%로 내린 뒤 그룹주가 로봇 계열사 기대로 오른 2026년 상반기가 들어 있고, 8개 분기에는 관세로 주가가 눌린 2025년이 같이 들어 있다.</w:t>
       </w:r>
     </w:p>
     <w:p>
@@ -8855,1066 +8855,6 @@
     </w:p>
     <w:p>
       <w:pPr>
-        <w:pStyle w:val="Heading2"/>
-        <w:spacing w:after="80"/>
-      </w:pPr>
-      <w:r>
-        <w:rPr>
-          <w:rFonts w:ascii="맑은 고딕" w:hAnsi="맑은 고딕" w:eastAsia="맑은 고딕"/>
-        </w:rPr>
-        <w:t>추정치 변경</w:t>
-      </w:r>
-    </w:p>
-    <w:p>
-      <w:pPr>
-        <w:spacing w:after="120"/>
-      </w:pPr>
-      <w:r>
-        <w:rPr>
-          <w:rFonts w:ascii="맑은 고딕" w:hAnsi="맑은 고딕" w:eastAsia="맑은 고딕"/>
-        </w:rPr>
-        <w:t>3분기 영업이익을 27,482억원에서 20,484억원으로 내렸다. 판매보증비를 이익률에서 떼어 3분기의 과거 비율로 넣었고, 평균환율이 내린 몫을 통화별로 넣었다. 4분기는 16,386억원에서 15,890억원이 됐다. 2026년과 2027년 연간 영업이익은 앞선 추정 대비 −8.1%, −27.9%다. 2027년은 환율 줄을 원/달러 하나에서 달러·그 밖 통화·유로로 나눠 원/유로의 하락을 넣었고, 이익률을 2026년 그대로 두지 않고 줄마다 쌓았다. 목표주가는 86,300원에서 73,200원이 됐다. 이익의 기준을 2027년에서 12개월 선행으로 옮겼고, 배수를 시장이 컨센서스 이익에 실제로 치른 값의 최근 8개 분기 평균으로 뒀다. 의견 기준은 12개월 상승여력 ±15%로 뒀다.</w:t>
-      </w:r>
-    </w:p>
-    <w:p>
-      <w:pPr>
-        <w:spacing w:after="40"/>
-      </w:pPr>
-      <w:r>
-        <w:rPr>
-          <w:rFonts w:ascii="맑은 고딕" w:hAnsi="맑은 고딕" w:eastAsia="맑은 고딕"/>
-          <w:b/>
-          <w:color w:val="1F3A5F"/>
-          <w:sz w:val="19"/>
-        </w:rPr>
-        <w:t>표 9</w:t>
-      </w:r>
-      <w:r>
-        <w:rPr>
-          <w:rFonts w:ascii="맑은 고딕" w:hAnsi="맑은 고딕" w:eastAsia="맑은 고딕"/>
-          <w:b/>
-          <w:color w:val="1F3A5F"/>
-          <w:sz w:val="19"/>
-        </w:rPr>
-        <w:t xml:space="preserve"> 추정치 변경: 이번 추정, 앞선 보고서(2026-10-11), 컨센서스 </w:t>
-      </w:r>
-      <w:r>
-        <w:rPr>
-          <w:rFonts w:ascii="맑은 고딕" w:hAnsi="맑은 고딕" w:eastAsia="맑은 고딕"/>
-          <w:b/>
-          <w:color w:val="1F3A5F"/>
-          <w:sz w:val="19"/>
-        </w:rPr>
-        <w:t>(억원, 원)</w:t>
-      </w:r>
-    </w:p>
-    <w:tbl>
-      <w:tblPr>
-        <w:tblStyle w:val="TableGrid"/>
-        <w:tblW w:type="auto" w:w="0"/>
-        <w:jc w:val="center"/>
-        <w:tblLook w:firstColumn="1" w:firstRow="1" w:lastColumn="0" w:lastRow="0" w:noHBand="0" w:noVBand="1" w:val="04A0"/>
-      </w:tblPr>
-      <w:tblGrid>
-        <w:gridCol w:w="1606"/>
-        <w:gridCol w:w="1606"/>
-        <w:gridCol w:w="1606"/>
-        <w:gridCol w:w="1606"/>
-        <w:gridCol w:w="1606"/>
-        <w:gridCol w:w="1606"/>
-      </w:tblGrid>
-      <w:tr>
-        <w:tc>
-          <w:tcPr>
-            <w:tcW w:type="dxa" w:w="1606"/>
-            <w:shd w:val="clear" w:color="auto" w:fill="1F3A5F"/>
-          </w:tcPr>
-          <w:p>
-            <w:pPr>
-              <w:spacing w:after="0"/>
-              <w:jc w:val="center"/>
-            </w:pPr>
-          </w:p>
-        </w:tc>
-        <w:tc>
-          <w:tcPr>
-            <w:tcW w:type="dxa" w:w="1606"/>
-            <w:shd w:val="clear" w:color="auto" w:fill="1F3A5F"/>
-          </w:tcPr>
-          <w:p>
-            <w:pPr>
-              <w:spacing w:after="0"/>
-              <w:jc w:val="center"/>
-            </w:pPr>
-            <w:r>
-              <w:rPr>
-                <w:rFonts w:ascii="맑은 고딕" w:hAnsi="맑은 고딕" w:eastAsia="맑은 고딕"/>
-                <w:b/>
-                <w:color w:val="FFFFFF"/>
-                <w:sz w:val="17"/>
-              </w:rPr>
-              <w:t>이번</w:t>
-            </w:r>
-          </w:p>
-        </w:tc>
-        <w:tc>
-          <w:tcPr>
-            <w:tcW w:type="dxa" w:w="1606"/>
-            <w:shd w:val="clear" w:color="auto" w:fill="1F3A5F"/>
-          </w:tcPr>
-          <w:p>
-            <w:pPr>
-              <w:spacing w:after="0"/>
-              <w:jc w:val="center"/>
-            </w:pPr>
-            <w:r>
-              <w:rPr>
-                <w:rFonts w:ascii="맑은 고딕" w:hAnsi="맑은 고딕" w:eastAsia="맑은 고딕"/>
-                <w:b/>
-                <w:color w:val="FFFFFF"/>
-                <w:sz w:val="17"/>
-              </w:rPr>
-              <w:t>앞선 보고서</w:t>
-            </w:r>
-          </w:p>
-        </w:tc>
-        <w:tc>
-          <w:tcPr>
-            <w:tcW w:type="dxa" w:w="1606"/>
-            <w:shd w:val="clear" w:color="auto" w:fill="1F3A5F"/>
-          </w:tcPr>
-          <w:p>
-            <w:pPr>
-              <w:spacing w:after="0"/>
-              <w:jc w:val="center"/>
-            </w:pPr>
-            <w:r>
-              <w:rPr>
-                <w:rFonts w:ascii="맑은 고딕" w:hAnsi="맑은 고딕" w:eastAsia="맑은 고딕"/>
-                <w:b/>
-                <w:color w:val="FFFFFF"/>
-                <w:sz w:val="17"/>
-              </w:rPr>
-              <w:t>변경</w:t>
-            </w:r>
-          </w:p>
-        </w:tc>
-        <w:tc>
-          <w:tcPr>
-            <w:tcW w:type="dxa" w:w="1606"/>
-            <w:shd w:val="clear" w:color="auto" w:fill="1F3A5F"/>
-          </w:tcPr>
-          <w:p>
-            <w:pPr>
-              <w:spacing w:after="0"/>
-              <w:jc w:val="center"/>
-            </w:pPr>
-            <w:r>
-              <w:rPr>
-                <w:rFonts w:ascii="맑은 고딕" w:hAnsi="맑은 고딕" w:eastAsia="맑은 고딕"/>
-                <w:b/>
-                <w:color w:val="FFFFFF"/>
-                <w:sz w:val="17"/>
-              </w:rPr>
-              <w:t>컨센서스</w:t>
-            </w:r>
-          </w:p>
-        </w:tc>
-        <w:tc>
-          <w:tcPr>
-            <w:tcW w:type="dxa" w:w="1606"/>
-            <w:shd w:val="clear" w:color="auto" w:fill="1F3A5F"/>
-          </w:tcPr>
-          <w:p>
-            <w:pPr>
-              <w:spacing w:after="0"/>
-              <w:jc w:val="center"/>
-            </w:pPr>
-            <w:r>
-              <w:rPr>
-                <w:rFonts w:ascii="맑은 고딕" w:hAnsi="맑은 고딕" w:eastAsia="맑은 고딕"/>
-                <w:b/>
-                <w:color w:val="FFFFFF"/>
-                <w:sz w:val="17"/>
-              </w:rPr>
-              <w:t>컨센서스 대비</w:t>
-            </w:r>
-          </w:p>
-        </w:tc>
-      </w:tr>
-      <w:tr>
-        <w:tc>
-          <w:tcPr>
-            <w:tcW w:type="dxa" w:w="1606"/>
-          </w:tcPr>
-          <w:p>
-            <w:pPr>
-              <w:spacing w:after="0"/>
-            </w:pPr>
-            <w:r>
-              <w:rPr>
-                <w:rFonts w:ascii="맑은 고딕" w:hAnsi="맑은 고딕" w:eastAsia="맑은 고딕"/>
-                <w:sz w:val="17"/>
-              </w:rPr>
-              <w:t>3분기 영업이익</w:t>
-            </w:r>
-          </w:p>
-        </w:tc>
-        <w:tc>
-          <w:tcPr>
-            <w:tcW w:type="dxa" w:w="1606"/>
-          </w:tcPr>
-          <w:p>
-            <w:pPr>
-              <w:spacing w:after="0"/>
-              <w:jc w:val="right"/>
-            </w:pPr>
-            <w:r>
-              <w:rPr>
-                <w:rFonts w:ascii="맑은 고딕" w:hAnsi="맑은 고딕" w:eastAsia="맑은 고딕"/>
-                <w:sz w:val="17"/>
-              </w:rPr>
-              <w:t>20,484</w:t>
-            </w:r>
-          </w:p>
-        </w:tc>
-        <w:tc>
-          <w:tcPr>
-            <w:tcW w:type="dxa" w:w="1606"/>
-          </w:tcPr>
-          <w:p>
-            <w:pPr>
-              <w:spacing w:after="0"/>
-              <w:jc w:val="right"/>
-            </w:pPr>
-            <w:r>
-              <w:rPr>
-                <w:rFonts w:ascii="맑은 고딕" w:hAnsi="맑은 고딕" w:eastAsia="맑은 고딕"/>
-                <w:sz w:val="17"/>
-              </w:rPr>
-              <w:t>27,482</w:t>
-            </w:r>
-          </w:p>
-        </w:tc>
-        <w:tc>
-          <w:tcPr>
-            <w:tcW w:type="dxa" w:w="1606"/>
-          </w:tcPr>
-          <w:p>
-            <w:pPr>
-              <w:spacing w:after="0"/>
-              <w:jc w:val="right"/>
-            </w:pPr>
-            <w:r>
-              <w:rPr>
-                <w:rFonts w:ascii="맑은 고딕" w:hAnsi="맑은 고딕" w:eastAsia="맑은 고딕"/>
-                <w:sz w:val="17"/>
-              </w:rPr>
-              <w:t>−25.5%</w:t>
-            </w:r>
-          </w:p>
-        </w:tc>
-        <w:tc>
-          <w:tcPr>
-            <w:tcW w:type="dxa" w:w="1606"/>
-          </w:tcPr>
-          <w:p>
-            <w:pPr>
-              <w:spacing w:after="0"/>
-              <w:jc w:val="right"/>
-            </w:pPr>
-            <w:r>
-              <w:rPr>
-                <w:rFonts w:ascii="맑은 고딕" w:hAnsi="맑은 고딕" w:eastAsia="맑은 고딕"/>
-                <w:sz w:val="17"/>
-              </w:rPr>
-              <w:t>25,023</w:t>
-            </w:r>
-          </w:p>
-        </w:tc>
-        <w:tc>
-          <w:tcPr>
-            <w:tcW w:type="dxa" w:w="1606"/>
-          </w:tcPr>
-          <w:p>
-            <w:pPr>
-              <w:spacing w:after="0"/>
-              <w:jc w:val="right"/>
-            </w:pPr>
-            <w:r>
-              <w:rPr>
-                <w:rFonts w:ascii="맑은 고딕" w:hAnsi="맑은 고딕" w:eastAsia="맑은 고딕"/>
-                <w:sz w:val="17"/>
-              </w:rPr>
-              <w:t>−18.1%</w:t>
-            </w:r>
-          </w:p>
-        </w:tc>
-      </w:tr>
-      <w:tr>
-        <w:tc>
-          <w:tcPr>
-            <w:tcW w:type="dxa" w:w="1606"/>
-          </w:tcPr>
-          <w:p>
-            <w:pPr>
-              <w:spacing w:after="0"/>
-            </w:pPr>
-            <w:r>
-              <w:rPr>
-                <w:rFonts w:ascii="맑은 고딕" w:hAnsi="맑은 고딕" w:eastAsia="맑은 고딕"/>
-                <w:sz w:val="17"/>
-              </w:rPr>
-              <w:t>4분기 영업이익</w:t>
-            </w:r>
-          </w:p>
-        </w:tc>
-        <w:tc>
-          <w:tcPr>
-            <w:tcW w:type="dxa" w:w="1606"/>
-          </w:tcPr>
-          <w:p>
-            <w:pPr>
-              <w:spacing w:after="0"/>
-              <w:jc w:val="right"/>
-            </w:pPr>
-            <w:r>
-              <w:rPr>
-                <w:rFonts w:ascii="맑은 고딕" w:hAnsi="맑은 고딕" w:eastAsia="맑은 고딕"/>
-                <w:sz w:val="17"/>
-              </w:rPr>
-              <w:t>15,890</w:t>
-            </w:r>
-          </w:p>
-        </w:tc>
-        <w:tc>
-          <w:tcPr>
-            <w:tcW w:type="dxa" w:w="1606"/>
-          </w:tcPr>
-          <w:p>
-            <w:pPr>
-              <w:spacing w:after="0"/>
-              <w:jc w:val="right"/>
-            </w:pPr>
-            <w:r>
-              <w:rPr>
-                <w:rFonts w:ascii="맑은 고딕" w:hAnsi="맑은 고딕" w:eastAsia="맑은 고딕"/>
-                <w:sz w:val="17"/>
-              </w:rPr>
-              <w:t>16,386</w:t>
-            </w:r>
-          </w:p>
-        </w:tc>
-        <w:tc>
-          <w:tcPr>
-            <w:tcW w:type="dxa" w:w="1606"/>
-          </w:tcPr>
-          <w:p>
-            <w:pPr>
-              <w:spacing w:after="0"/>
-              <w:jc w:val="right"/>
-            </w:pPr>
-            <w:r>
-              <w:rPr>
-                <w:rFonts w:ascii="맑은 고딕" w:hAnsi="맑은 고딕" w:eastAsia="맑은 고딕"/>
-                <w:sz w:val="17"/>
-              </w:rPr>
-              <w:t>−3.0%</w:t>
-            </w:r>
-          </w:p>
-        </w:tc>
-        <w:tc>
-          <w:tcPr>
-            <w:tcW w:type="dxa" w:w="1606"/>
-          </w:tcPr>
-          <w:p>
-            <w:pPr>
-              <w:spacing w:after="0"/>
-              <w:jc w:val="right"/>
-            </w:pPr>
-            <w:r>
-              <w:rPr>
-                <w:rFonts w:ascii="맑은 고딕" w:hAnsi="맑은 고딕" w:eastAsia="맑은 고딕"/>
-                <w:sz w:val="17"/>
-              </w:rPr>
-              <w:t>25,090</w:t>
-            </w:r>
-          </w:p>
-        </w:tc>
-        <w:tc>
-          <w:tcPr>
-            <w:tcW w:type="dxa" w:w="1606"/>
-          </w:tcPr>
-          <w:p>
-            <w:pPr>
-              <w:spacing w:after="0"/>
-              <w:jc w:val="right"/>
-            </w:pPr>
-            <w:r>
-              <w:rPr>
-                <w:rFonts w:ascii="맑은 고딕" w:hAnsi="맑은 고딕" w:eastAsia="맑은 고딕"/>
-                <w:sz w:val="17"/>
-              </w:rPr>
-              <w:t>−36.7%</w:t>
-            </w:r>
-          </w:p>
-        </w:tc>
-      </w:tr>
-      <w:tr>
-        <w:tc>
-          <w:tcPr>
-            <w:tcW w:type="dxa" w:w="1606"/>
-          </w:tcPr>
-          <w:p>
-            <w:pPr>
-              <w:spacing w:after="0"/>
-            </w:pPr>
-            <w:r>
-              <w:rPr>
-                <w:rFonts w:ascii="맑은 고딕" w:hAnsi="맑은 고딕" w:eastAsia="맑은 고딕"/>
-                <w:sz w:val="17"/>
-              </w:rPr>
-              <w:t>2026년 영업이익</w:t>
-            </w:r>
-          </w:p>
-        </w:tc>
-        <w:tc>
-          <w:tcPr>
-            <w:tcW w:type="dxa" w:w="1606"/>
-          </w:tcPr>
-          <w:p>
-            <w:pPr>
-              <w:spacing w:after="0"/>
-              <w:jc w:val="right"/>
-            </w:pPr>
-            <w:r>
-              <w:rPr>
-                <w:rFonts w:ascii="맑은 고딕" w:hAnsi="맑은 고딕" w:eastAsia="맑은 고딕"/>
-                <w:sz w:val="17"/>
-              </w:rPr>
-              <w:t>84,714</w:t>
-            </w:r>
-          </w:p>
-        </w:tc>
-        <w:tc>
-          <w:tcPr>
-            <w:tcW w:type="dxa" w:w="1606"/>
-          </w:tcPr>
-          <w:p>
-            <w:pPr>
-              <w:spacing w:after="0"/>
-              <w:jc w:val="right"/>
-            </w:pPr>
-            <w:r>
-              <w:rPr>
-                <w:rFonts w:ascii="맑은 고딕" w:hAnsi="맑은 고딕" w:eastAsia="맑은 고딕"/>
-                <w:sz w:val="17"/>
-              </w:rPr>
-              <w:t>92,208</w:t>
-            </w:r>
-          </w:p>
-        </w:tc>
-        <w:tc>
-          <w:tcPr>
-            <w:tcW w:type="dxa" w:w="1606"/>
-          </w:tcPr>
-          <w:p>
-            <w:pPr>
-              <w:spacing w:after="0"/>
-              <w:jc w:val="right"/>
-            </w:pPr>
-            <w:r>
-              <w:rPr>
-                <w:rFonts w:ascii="맑은 고딕" w:hAnsi="맑은 고딕" w:eastAsia="맑은 고딕"/>
-                <w:sz w:val="17"/>
-              </w:rPr>
-              <w:t>−8.1%</w:t>
-            </w:r>
-          </w:p>
-        </w:tc>
-        <w:tc>
-          <w:tcPr>
-            <w:tcW w:type="dxa" w:w="1606"/>
-          </w:tcPr>
-          <w:p>
-            <w:pPr>
-              <w:spacing w:after="0"/>
-              <w:jc w:val="right"/>
-            </w:pPr>
-            <w:r>
-              <w:rPr>
-                <w:rFonts w:ascii="맑은 고딕" w:hAnsi="맑은 고딕" w:eastAsia="맑은 고딕"/>
-                <w:sz w:val="17"/>
-              </w:rPr>
-              <w:t>98,556</w:t>
-            </w:r>
-          </w:p>
-        </w:tc>
-        <w:tc>
-          <w:tcPr>
-            <w:tcW w:type="dxa" w:w="1606"/>
-          </w:tcPr>
-          <w:p>
-            <w:pPr>
-              <w:spacing w:after="0"/>
-              <w:jc w:val="right"/>
-            </w:pPr>
-            <w:r>
-              <w:rPr>
-                <w:rFonts w:ascii="맑은 고딕" w:hAnsi="맑은 고딕" w:eastAsia="맑은 고딕"/>
-                <w:sz w:val="17"/>
-              </w:rPr>
-              <w:t>−14.0%</w:t>
-            </w:r>
-          </w:p>
-        </w:tc>
-      </w:tr>
-      <w:tr>
-        <w:tc>
-          <w:tcPr>
-            <w:tcW w:type="dxa" w:w="1606"/>
-          </w:tcPr>
-          <w:p>
-            <w:pPr>
-              <w:spacing w:after="0"/>
-            </w:pPr>
-            <w:r>
-              <w:rPr>
-                <w:rFonts w:ascii="맑은 고딕" w:hAnsi="맑은 고딕" w:eastAsia="맑은 고딕"/>
-                <w:sz w:val="17"/>
-              </w:rPr>
-              <w:t>2027년 영업이익</w:t>
-            </w:r>
-          </w:p>
-        </w:tc>
-        <w:tc>
-          <w:tcPr>
-            <w:tcW w:type="dxa" w:w="1606"/>
-          </w:tcPr>
-          <w:p>
-            <w:pPr>
-              <w:spacing w:after="0"/>
-              <w:jc w:val="right"/>
-            </w:pPr>
-            <w:r>
-              <w:rPr>
-                <w:rFonts w:ascii="맑은 고딕" w:hAnsi="맑은 고딕" w:eastAsia="맑은 고딕"/>
-                <w:sz w:val="17"/>
-              </w:rPr>
-              <w:t>56,847</w:t>
-            </w:r>
-          </w:p>
-        </w:tc>
-        <w:tc>
-          <w:tcPr>
-            <w:tcW w:type="dxa" w:w="1606"/>
-          </w:tcPr>
-          <w:p>
-            <w:pPr>
-              <w:spacing w:after="0"/>
-              <w:jc w:val="right"/>
-            </w:pPr>
-            <w:r>
-              <w:rPr>
-                <w:rFonts w:ascii="맑은 고딕" w:hAnsi="맑은 고딕" w:eastAsia="맑은 고딕"/>
-                <w:sz w:val="17"/>
-              </w:rPr>
-              <w:t>78,871</w:t>
-            </w:r>
-          </w:p>
-        </w:tc>
-        <w:tc>
-          <w:tcPr>
-            <w:tcW w:type="dxa" w:w="1606"/>
-          </w:tcPr>
-          <w:p>
-            <w:pPr>
-              <w:spacing w:after="0"/>
-              <w:jc w:val="right"/>
-            </w:pPr>
-            <w:r>
-              <w:rPr>
-                <w:rFonts w:ascii="맑은 고딕" w:hAnsi="맑은 고딕" w:eastAsia="맑은 고딕"/>
-                <w:sz w:val="17"/>
-              </w:rPr>
-              <w:t>−27.9%</w:t>
-            </w:r>
-          </w:p>
-        </w:tc>
-        <w:tc>
-          <w:tcPr>
-            <w:tcW w:type="dxa" w:w="1606"/>
-          </w:tcPr>
-          <w:p>
-            <w:pPr>
-              <w:spacing w:after="0"/>
-              <w:jc w:val="right"/>
-            </w:pPr>
-            <w:r>
-              <w:rPr>
-                <w:rFonts w:ascii="맑은 고딕" w:hAnsi="맑은 고딕" w:eastAsia="맑은 고딕"/>
-                <w:sz w:val="17"/>
-              </w:rPr>
-              <w:t>107,034</w:t>
-            </w:r>
-          </w:p>
-        </w:tc>
-        <w:tc>
-          <w:tcPr>
-            <w:tcW w:type="dxa" w:w="1606"/>
-          </w:tcPr>
-          <w:p>
-            <w:pPr>
-              <w:spacing w:after="0"/>
-              <w:jc w:val="right"/>
-            </w:pPr>
-            <w:r>
-              <w:rPr>
-                <w:rFonts w:ascii="맑은 고딕" w:hAnsi="맑은 고딕" w:eastAsia="맑은 고딕"/>
-                <w:sz w:val="17"/>
-              </w:rPr>
-              <w:t>−46.9%</w:t>
-            </w:r>
-          </w:p>
-        </w:tc>
-      </w:tr>
-      <w:tr>
-        <w:tc>
-          <w:tcPr>
-            <w:tcW w:type="dxa" w:w="1606"/>
-          </w:tcPr>
-          <w:p>
-            <w:pPr>
-              <w:spacing w:after="0"/>
-            </w:pPr>
-            <w:r>
-              <w:rPr>
-                <w:rFonts w:ascii="맑은 고딕" w:hAnsi="맑은 고딕" w:eastAsia="맑은 고딕"/>
-                <w:sz w:val="17"/>
-              </w:rPr>
-              <w:t>2028년 영업이익</w:t>
-            </w:r>
-          </w:p>
-        </w:tc>
-        <w:tc>
-          <w:tcPr>
-            <w:tcW w:type="dxa" w:w="1606"/>
-          </w:tcPr>
-          <w:p>
-            <w:pPr>
-              <w:spacing w:after="0"/>
-              <w:jc w:val="right"/>
-            </w:pPr>
-            <w:r>
-              <w:rPr>
-                <w:rFonts w:ascii="맑은 고딕" w:hAnsi="맑은 고딕" w:eastAsia="맑은 고딕"/>
-                <w:sz w:val="17"/>
-              </w:rPr>
-              <w:t>55,435</w:t>
-            </w:r>
-          </w:p>
-        </w:tc>
-        <w:tc>
-          <w:tcPr>
-            <w:tcW w:type="dxa" w:w="1606"/>
-          </w:tcPr>
-          <w:p>
-            <w:pPr>
-              <w:spacing w:after="0"/>
-              <w:jc w:val="right"/>
-            </w:pPr>
-            <w:r>
-              <w:rPr>
-                <w:rFonts w:ascii="맑은 고딕" w:hAnsi="맑은 고딕" w:eastAsia="맑은 고딕"/>
-                <w:sz w:val="17"/>
-              </w:rPr>
-              <w:t>80,748</w:t>
-            </w:r>
-          </w:p>
-        </w:tc>
-        <w:tc>
-          <w:tcPr>
-            <w:tcW w:type="dxa" w:w="1606"/>
-          </w:tcPr>
-          <w:p>
-            <w:pPr>
-              <w:spacing w:after="0"/>
-              <w:jc w:val="right"/>
-            </w:pPr>
-            <w:r>
-              <w:rPr>
-                <w:rFonts w:ascii="맑은 고딕" w:hAnsi="맑은 고딕" w:eastAsia="맑은 고딕"/>
-                <w:sz w:val="17"/>
-              </w:rPr>
-              <w:t>−31.3%</w:t>
-            </w:r>
-          </w:p>
-        </w:tc>
-        <w:tc>
-          <w:tcPr>
-            <w:tcW w:type="dxa" w:w="1606"/>
-          </w:tcPr>
-          <w:p>
-            <w:pPr>
-              <w:spacing w:after="0"/>
-              <w:jc w:val="right"/>
-            </w:pPr>
-            <w:r>
-              <w:rPr>
-                <w:rFonts w:ascii="맑은 고딕" w:hAnsi="맑은 고딕" w:eastAsia="맑은 고딕"/>
-                <w:sz w:val="17"/>
-              </w:rPr>
-              <w:t>117,099</w:t>
-            </w:r>
-          </w:p>
-        </w:tc>
-        <w:tc>
-          <w:tcPr>
-            <w:tcW w:type="dxa" w:w="1606"/>
-          </w:tcPr>
-          <w:p>
-            <w:pPr>
-              <w:spacing w:after="0"/>
-              <w:jc w:val="right"/>
-            </w:pPr>
-            <w:r>
-              <w:rPr>
-                <w:rFonts w:ascii="맑은 고딕" w:hAnsi="맑은 고딕" w:eastAsia="맑은 고딕"/>
-                <w:sz w:val="17"/>
-              </w:rPr>
-              <w:t>−52.7%</w:t>
-            </w:r>
-          </w:p>
-        </w:tc>
-      </w:tr>
-      <w:tr>
-        <w:tc>
-          <w:tcPr>
-            <w:tcW w:type="dxa" w:w="1606"/>
-          </w:tcPr>
-          <w:p>
-            <w:pPr>
-              <w:spacing w:after="0"/>
-            </w:pPr>
-            <w:r>
-              <w:rPr>
-                <w:rFonts w:ascii="맑은 고딕" w:hAnsi="맑은 고딕" w:eastAsia="맑은 고딕"/>
-                <w:sz w:val="17"/>
-              </w:rPr>
-              <w:t>2027년 주당순이익(원)</w:t>
-            </w:r>
-          </w:p>
-        </w:tc>
-        <w:tc>
-          <w:tcPr>
-            <w:tcW w:type="dxa" w:w="1606"/>
-          </w:tcPr>
-          <w:p>
-            <w:pPr>
-              <w:spacing w:after="0"/>
-              <w:jc w:val="right"/>
-            </w:pPr>
-            <w:r>
-              <w:rPr>
-                <w:rFonts w:ascii="맑은 고딕" w:hAnsi="맑은 고딕" w:eastAsia="맑은 고딕"/>
-                <w:sz w:val="17"/>
-              </w:rPr>
-              <w:t>13,497</w:t>
-            </w:r>
-          </w:p>
-        </w:tc>
-        <w:tc>
-          <w:tcPr>
-            <w:tcW w:type="dxa" w:w="1606"/>
-          </w:tcPr>
-          <w:p>
-            <w:pPr>
-              <w:spacing w:after="0"/>
-              <w:jc w:val="right"/>
-            </w:pPr>
-            <w:r>
-              <w:rPr>
-                <w:rFonts w:ascii="맑은 고딕" w:hAnsi="맑은 고딕" w:eastAsia="맑은 고딕"/>
-                <w:sz w:val="17"/>
-              </w:rPr>
-              <w:t>17,599</w:t>
-            </w:r>
-          </w:p>
-        </w:tc>
-        <w:tc>
-          <w:tcPr>
-            <w:tcW w:type="dxa" w:w="1606"/>
-          </w:tcPr>
-          <w:p>
-            <w:pPr>
-              <w:spacing w:after="0"/>
-              <w:jc w:val="right"/>
-            </w:pPr>
-            <w:r>
-              <w:rPr>
-                <w:rFonts w:ascii="맑은 고딕" w:hAnsi="맑은 고딕" w:eastAsia="맑은 고딕"/>
-                <w:sz w:val="17"/>
-              </w:rPr>
-              <w:t>−23.3%</w:t>
-            </w:r>
-          </w:p>
-        </w:tc>
-        <w:tc>
-          <w:tcPr>
-            <w:tcW w:type="dxa" w:w="1606"/>
-          </w:tcPr>
-          <w:p>
-            <w:pPr>
-              <w:spacing w:after="0"/>
-              <w:jc w:val="right"/>
-            </w:pPr>
-            <w:r>
-              <w:rPr>
-                <w:rFonts w:ascii="맑은 고딕" w:hAnsi="맑은 고딕" w:eastAsia="맑은 고딕"/>
-                <w:sz w:val="17"/>
-              </w:rPr>
-              <w:t>22,747</w:t>
-            </w:r>
-          </w:p>
-        </w:tc>
-        <w:tc>
-          <w:tcPr>
-            <w:tcW w:type="dxa" w:w="1606"/>
-          </w:tcPr>
-          <w:p>
-            <w:pPr>
-              <w:spacing w:after="0"/>
-              <w:jc w:val="right"/>
-            </w:pPr>
-            <w:r>
-              <w:rPr>
-                <w:rFonts w:ascii="맑은 고딕" w:hAnsi="맑은 고딕" w:eastAsia="맑은 고딕"/>
-                <w:sz w:val="17"/>
-              </w:rPr>
-              <w:t>−40.7%</w:t>
-            </w:r>
-          </w:p>
-        </w:tc>
-      </w:tr>
-      <w:tr>
-        <w:tc>
-          <w:tcPr>
-            <w:tcW w:type="dxa" w:w="1606"/>
-          </w:tcPr>
-          <w:p>
-            <w:pPr>
-              <w:spacing w:after="0"/>
-            </w:pPr>
-            <w:r>
-              <w:rPr>
-                <w:rFonts w:ascii="맑은 고딕" w:hAnsi="맑은 고딕" w:eastAsia="맑은 고딕"/>
-                <w:b/>
-                <w:sz w:val="17"/>
-              </w:rPr>
-              <w:t>목표주가(원)</w:t>
-            </w:r>
-          </w:p>
-        </w:tc>
-        <w:tc>
-          <w:tcPr>
-            <w:tcW w:type="dxa" w:w="1606"/>
-          </w:tcPr>
-          <w:p>
-            <w:pPr>
-              <w:spacing w:after="0"/>
-              <w:jc w:val="right"/>
-            </w:pPr>
-            <w:r>
-              <w:rPr>
-                <w:rFonts w:ascii="맑은 고딕" w:hAnsi="맑은 고딕" w:eastAsia="맑은 고딕"/>
-                <w:b/>
-                <w:sz w:val="17"/>
-              </w:rPr>
-              <w:t>73,200</w:t>
-            </w:r>
-          </w:p>
-        </w:tc>
-        <w:tc>
-          <w:tcPr>
-            <w:tcW w:type="dxa" w:w="1606"/>
-          </w:tcPr>
-          <w:p>
-            <w:pPr>
-              <w:spacing w:after="0"/>
-              <w:jc w:val="right"/>
-            </w:pPr>
-            <w:r>
-              <w:rPr>
-                <w:rFonts w:ascii="맑은 고딕" w:hAnsi="맑은 고딕" w:eastAsia="맑은 고딕"/>
-                <w:b/>
-                <w:sz w:val="17"/>
-              </w:rPr>
-              <w:t>86,300</w:t>
-            </w:r>
-          </w:p>
-        </w:tc>
-        <w:tc>
-          <w:tcPr>
-            <w:tcW w:type="dxa" w:w="1606"/>
-          </w:tcPr>
-          <w:p>
-            <w:pPr>
-              <w:spacing w:after="0"/>
-              <w:jc w:val="right"/>
-            </w:pPr>
-            <w:r>
-              <w:rPr>
-                <w:rFonts w:ascii="맑은 고딕" w:hAnsi="맑은 고딕" w:eastAsia="맑은 고딕"/>
-                <w:b/>
-                <w:sz w:val="17"/>
-              </w:rPr>
-              <w:t>−15.2%</w:t>
-            </w:r>
-          </w:p>
-        </w:tc>
-        <w:tc>
-          <w:tcPr>
-            <w:tcW w:type="dxa" w:w="1606"/>
-          </w:tcPr>
-          <w:p>
-            <w:pPr>
-              <w:spacing w:after="0"/>
-              <w:jc w:val="right"/>
-            </w:pPr>
-            <w:r>
-              <w:rPr>
-                <w:rFonts w:ascii="맑은 고딕" w:hAnsi="맑은 고딕" w:eastAsia="맑은 고딕"/>
-                <w:b/>
-                <w:sz w:val="17"/>
-              </w:rPr>
-              <w:t>205,000</w:t>
-            </w:r>
-          </w:p>
-        </w:tc>
-        <w:tc>
-          <w:tcPr>
-            <w:tcW w:type="dxa" w:w="1606"/>
-          </w:tcPr>
-          <w:p>
-            <w:pPr>
-              <w:spacing w:after="0"/>
-              <w:jc w:val="right"/>
-            </w:pPr>
-            <w:r>
-              <w:rPr>
-                <w:rFonts w:ascii="맑은 고딕" w:hAnsi="맑은 고딕" w:eastAsia="맑은 고딕"/>
-                <w:b/>
-                <w:sz w:val="17"/>
-              </w:rPr>
-              <w:t>−64.3%</w:t>
-            </w:r>
-          </w:p>
-        </w:tc>
-      </w:tr>
-      <w:tr>
-        <w:tc>
-          <w:tcPr>
-            <w:tcW w:type="dxa" w:w="1606"/>
-          </w:tcPr>
-          <w:p>
-            <w:pPr>
-              <w:spacing w:after="0"/>
-            </w:pPr>
-            <w:r>
-              <w:rPr>
-                <w:rFonts w:ascii="맑은 고딕" w:hAnsi="맑은 고딕" w:eastAsia="맑은 고딕"/>
-                <w:sz w:val="17"/>
-              </w:rPr>
-              <w:t>의견</w:t>
-            </w:r>
-          </w:p>
-        </w:tc>
-        <w:tc>
-          <w:tcPr>
-            <w:tcW w:type="dxa" w:w="1606"/>
-          </w:tcPr>
-          <w:p>
-            <w:pPr>
-              <w:spacing w:after="0"/>
-            </w:pPr>
-            <w:r>
-              <w:rPr>
-                <w:rFonts w:ascii="맑은 고딕" w:hAnsi="맑은 고딕" w:eastAsia="맑은 고딕"/>
-                <w:sz w:val="17"/>
-              </w:rPr>
-              <w:t>매도(제안)</w:t>
-            </w:r>
-          </w:p>
-        </w:tc>
-        <w:tc>
-          <w:tcPr>
-            <w:tcW w:type="dxa" w:w="1606"/>
-          </w:tcPr>
-          <w:p>
-            <w:pPr>
-              <w:spacing w:after="0"/>
-            </w:pPr>
-            <w:r>
-              <w:rPr>
-                <w:rFonts w:ascii="맑은 고딕" w:hAnsi="맑은 고딕" w:eastAsia="맑은 고딕"/>
-                <w:sz w:val="17"/>
-              </w:rPr>
-              <w:t>중립</w:t>
-            </w:r>
-          </w:p>
-        </w:tc>
-        <w:tc>
-          <w:tcPr>
-            <w:tcW w:type="dxa" w:w="1606"/>
-          </w:tcPr>
-          <w:p>
-            <w:pPr>
-              <w:spacing w:after="0"/>
-            </w:pPr>
-          </w:p>
-        </w:tc>
-        <w:tc>
-          <w:tcPr>
-            <w:tcW w:type="dxa" w:w="1606"/>
-          </w:tcPr>
-          <w:p>
-            <w:pPr>
-              <w:spacing w:after="0"/>
-            </w:pPr>
-          </w:p>
-        </w:tc>
-        <w:tc>
-          <w:tcPr>
-            <w:tcW w:type="dxa" w:w="1606"/>
-          </w:tcPr>
-          <w:p>
-            <w:pPr>
-              <w:spacing w:after="0"/>
-            </w:pPr>
-          </w:p>
-        </w:tc>
-      </w:tr>
-    </w:tbl>
-    <w:p>
-      <w:pPr>
-        <w:spacing w:after="40"/>
-      </w:pPr>
-    </w:p>
-    <w:p>
-      <w:pPr>
-        <w:spacing w:after="120"/>
-      </w:pPr>
-      <w:r>
-        <w:rPr>
-          <w:rFonts w:ascii="맑은 고딕" w:hAnsi="맑은 고딕" w:eastAsia="맑은 고딕"/>
-          <w:color w:val="5B6876"/>
-          <w:sz w:val="16"/>
-        </w:rPr>
-        <w:t>자료: FnGuide(2026-10-08 기준), One Key 추정</w:t>
-      </w:r>
-    </w:p>
-    <w:p>
-      <w:pPr>
         <w:pStyle w:val="Heading1"/>
         <w:spacing w:after="120"/>
       </w:pPr>
@@ -9959,7 +8899,7 @@
           <w:color w:val="1F3A5F"/>
           <w:sz w:val="19"/>
         </w:rPr>
-        <w:t>표 10</w:t>
+        <w:t>표 9</w:t>
       </w:r>
       <w:r>
         <w:rPr>
@@ -11328,7 +10268,7 @@
           <w:color w:val="1F3A5F"/>
           <w:sz w:val="19"/>
         </w:rPr>
-        <w:t>표 11</w:t>
+        <w:t>표 10</w:t>
       </w:r>
       <w:r>
         <w:rPr>
@@ -12086,7 +11026,7 @@
           <w:color w:val="1F3A5F"/>
           <w:sz w:val="19"/>
         </w:rPr>
-        <w:t>표 12</w:t>
+        <w:t>표 11</w:t>
       </w:r>
       <w:r>
         <w:rPr>
@@ -13508,7 +12448,7 @@
           <w:color w:val="1F3A5F"/>
           <w:sz w:val="19"/>
         </w:rPr>
-        <w:t>표 13</w:t>
+        <w:t>표 12</w:t>
       </w:r>
       <w:r>
         <w:rPr>
@@ -14627,7 +13567,7 @@
           <w:color w:val="1F3A5F"/>
           <w:sz w:val="19"/>
         </w:rPr>
-        <w:t>표 14</w:t>
+        <w:t>표 13</w:t>
       </w:r>
       <w:r>
         <w:rPr>
@@ -15191,7 +14131,7 @@
           <w:color w:val="1F3A5F"/>
           <w:sz w:val="19"/>
         </w:rPr>
-        <w:t>표 15</w:t>
+        <w:t>표 14</w:t>
       </w:r>
       <w:r>
         <w:rPr>
@@ -15939,7 +14879,7 @@
           <w:color w:val="1F3A5F"/>
           <w:sz w:val="19"/>
         </w:rPr>
-        <w:t>표 16</w:t>
+        <w:t>표 15</w:t>
       </w:r>
       <w:r>
         <w:rPr>
@@ -16698,7 +15638,7 @@
           <w:color w:val="1F3A5F"/>
           <w:sz w:val="19"/>
         </w:rPr>
-        <w:t>표 17</w:t>
+        <w:t>표 16</w:t>
       </w:r>
       <w:r>
         <w:rPr>
@@ -17602,7 +16542,7 @@
           <w:color w:val="1F3A5F"/>
           <w:sz w:val="19"/>
         </w:rPr>
-        <w:t>표 18</w:t>
+        <w:t>표 17</w:t>
       </w:r>
       <w:r>
         <w:rPr>
@@ -18755,7 +17695,7 @@
           <w:color w:val="1F3A5F"/>
           <w:sz w:val="19"/>
         </w:rPr>
-        <w:t>표 19</w:t>
+        <w:t>표 18</w:t>
       </w:r>
       <w:r>
         <w:rPr>
@@ -19662,7 +18602,7 @@
           <w:color w:val="1F3A5F"/>
           <w:sz w:val="19"/>
         </w:rPr>
-        <w:t>표 20</w:t>
+        <w:t>표 19</w:t>
       </w:r>
       <w:r>
         <w:rPr>
@@ -20214,7 +19154,7 @@
           <w:color w:val="1F3A5F"/>
           <w:sz w:val="19"/>
         </w:rPr>
-        <w:t>표 21</w:t>
+        <w:t>표 20</w:t>
       </w:r>
       <w:r>
         <w:rPr>
@@ -20969,7 +19909,7 @@
           <w:color w:val="1F3A5F"/>
           <w:sz w:val="19"/>
         </w:rPr>
-        <w:t>표 22</w:t>
+        <w:t>표 21</w:t>
       </w:r>
       <w:r>
         <w:rPr>
@@ -21812,7 +20752,7 @@
           <w:color w:val="1F3A5F"/>
           <w:sz w:val="19"/>
         </w:rPr>
-        <w:t>표 23</w:t>
+        <w:t>표 22</w:t>
       </w:r>
       <w:r>
         <w:rPr>
@@ -22554,7 +21494,7 @@
           <w:color w:val="1F3A5F"/>
           <w:sz w:val="19"/>
         </w:rPr>
-        <w:t>표 24</w:t>
+        <w:t>표 23</w:t>
       </w:r>
       <w:r>
         <w:rPr>
@@ -24494,7 +23434,7 @@
           <w:color w:val="1F3A5F"/>
           <w:sz w:val="19"/>
         </w:rPr>
-        <w:t>표 25</w:t>
+        <w:t>표 24</w:t>
       </w:r>
       <w:r>
         <w:rPr>
@@ -25674,7 +24614,7 @@
         <w:rPr>
           <w:rFonts w:ascii="맑은 고딕" w:hAnsi="맑은 고딕" w:eastAsia="맑은 고딕"/>
         </w:rPr>
-        <w:t xml:space="preserve"> 이 자료는 One Key가 공개된 자료로 쓴 개인 리서치다. 자료를 모으고 계산을 정리하고 글을 쓰는 데 AI 도구를 썼다. 숫자의 근거와 계산은 모델 엑셀에 남겼다. 그림은 엑셀 차트다. 의견과 목표주가는 모델이 계산한 제안이다. 컨센서스는 견주는 데에만 썼고 추정에는 쓰지 않았다. 증권사 보고서는 논리와 방식만 읽었고, 증권사별 숫자를 가져오지 않았다(목표주가와 추정 주당순이익은 평균으로만 썼다). 과거 분기와 과거 시점에 돌린 결과는 그때 나와 있던 자료만 쓴 과거 시험이고, 그때 낸 추정의 성적이 아니다. 투자 권유가 아니다.</w:t>
+        <w:t xml:space="preserve"> 이 자료는 One Key가 공개된 자료로 쓴 개인 리서치다. 자료를 모으고 계산을 정리하고 글을 쓰는 데 AI 도구를 썼다. 숫자의 근거와 계산은 모델 엑셀에 남겼다. 그림은 엑셀 차트다. 컨센서스는 견주는 데에만 썼고 추정에는 쓰지 않았다. 증권사 보고서는 논리와 방식만 읽었고, 증권사별 숫자를 가져오지 않았다(목표주가와 추정 주당순이익은 평균으로만 썼다). 과거 분기와 과거 시점에 돌린 결과는 그때 나와 있던 자료만 쓴 과거 시험이고, 그때 낸 추정의 성적이 아니다. 투자 권유가 아니다.</w:t>
       </w:r>
     </w:p>
     <w:sectPr>

--- a/static/reports/kia-20261011.docx
+++ b/static/reports/kia-20261011.docx
@@ -1901,9 +1901,10 @@
             <w:r>
               <w:rPr>
                 <w:rFonts w:ascii="맑은 고딕" w:hAnsi="맑은 고딕" w:eastAsia="맑은 고딕"/>
-                <w:sz w:val="17"/>
-              </w:rPr>
-              <w:t>목표 배수</w:t>
+                <w:b/>
+                <w:sz w:val="17"/>
+              </w:rPr>
+              <w:t>① 최근 8개 분기 평균 배수 4.93배</w:t>
             </w:r>
           </w:p>
         </w:tc>
@@ -1919,9 +1920,10 @@
             <w:r>
               <w:rPr>
                 <w:rFonts w:ascii="맑은 고딕" w:hAnsi="맑은 고딕" w:eastAsia="맑은 고딕"/>
-                <w:sz w:val="17"/>
-              </w:rPr>
-              <w:t>4.93배</w:t>
+                <w:b/>
+                <w:sz w:val="17"/>
+              </w:rPr>
+              <w:t>73,178</w:t>
             </w:r>
           </w:p>
         </w:tc>
@@ -1936,9 +1938,10 @@
             <w:r>
               <w:rPr>
                 <w:rFonts w:ascii="맑은 고딕" w:hAnsi="맑은 고딕" w:eastAsia="맑은 고딕"/>
-                <w:sz w:val="17"/>
-              </w:rPr>
-              <w:t>분기 말 주가 ÷ 그때의 컨센서스 12개월 선행 주당순이익. 최근 8개 분기(2024년 12월~2026년 9월) 평균</w:t>
+                <w:b/>
+                <w:sz w:val="17"/>
+              </w:rPr>
+              <w:t>2024년 12월~2026년 9월. 12개월 선행 추정 주당순이익 × 배수. 기준일 종가 대비 −31.5%</w:t>
             </w:r>
           </w:p>
         </w:tc>
@@ -1955,9 +1958,10 @@
             <w:r>
               <w:rPr>
                 <w:rFonts w:ascii="맑은 고딕" w:hAnsi="맑은 고딕" w:eastAsia="맑은 고딕"/>
-                <w:sz w:val="17"/>
-              </w:rPr>
-              <w:t>적정가치</w:t>
+                <w:b/>
+                <w:sz w:val="17"/>
+              </w:rPr>
+              <w:t>② 최근 4개 분기 평균 배수 5.89배</w:t>
             </w:r>
           </w:p>
         </w:tc>
@@ -1973,9 +1977,10 @@
             <w:r>
               <w:rPr>
                 <w:rFonts w:ascii="맑은 고딕" w:hAnsi="맑은 고딕" w:eastAsia="맑은 고딕"/>
-                <w:sz w:val="17"/>
-              </w:rPr>
-              <w:t>73,178</w:t>
+                <w:b/>
+                <w:sz w:val="17"/>
+              </w:rPr>
+              <w:t>87,426</w:t>
             </w:r>
           </w:p>
         </w:tc>
@@ -1990,9 +1995,10 @@
             <w:r>
               <w:rPr>
                 <w:rFonts w:ascii="맑은 고딕" w:hAnsi="맑은 고딕" w:eastAsia="맑은 고딕"/>
-                <w:sz w:val="17"/>
-              </w:rPr>
-              <w:t>12개월 선행 추정 주당순이익 × 목표 배수</w:t>
+                <w:b/>
+                <w:sz w:val="17"/>
+              </w:rPr>
+              <w:t>2025년 12월~2026년 9월. 같은 식. 기준일 종가 대비 −18.1%</w:t>
             </w:r>
           </w:p>
         </w:tc>
@@ -2009,10 +2015,9 @@
             <w:r>
               <w:rPr>
                 <w:rFonts w:ascii="맑은 고딕" w:hAnsi="맑은 고딕" w:eastAsia="맑은 고딕"/>
-                <w:b/>
-                <w:sz w:val="17"/>
-              </w:rPr>
-              <w:t>12개월 목표주가</w:t>
+                <w:sz w:val="17"/>
+              </w:rPr>
+              <w:t>배수의 정의</w:t>
             </w:r>
           </w:p>
         </w:tc>
@@ -2023,16 +2028,7 @@
           <w:p>
             <w:pPr>
               <w:spacing w:after="0"/>
-              <w:jc w:val="right"/>
-            </w:pPr>
-            <w:r>
-              <w:rPr>
-                <w:rFonts w:ascii="맑은 고딕" w:hAnsi="맑은 고딕" w:eastAsia="맑은 고딕"/>
-                <w:b/>
-                <w:sz w:val="17"/>
-              </w:rPr>
-              <w:t>73,200</w:t>
-            </w:r>
+            </w:pPr>
           </w:p>
         </w:tc>
         <w:tc>
@@ -2046,10 +2042,9 @@
             <w:r>
               <w:rPr>
                 <w:rFonts w:ascii="맑은 고딕" w:hAnsi="맑은 고딕" w:eastAsia="맑은 고딕"/>
-                <w:b/>
-                <w:sz w:val="17"/>
-              </w:rPr>
-              <w:t>적정가치를 백원 단위로 맞춘 값</w:t>
+                <w:sz w:val="17"/>
+              </w:rPr>
+              <w:t>분기 말 주가 ÷ 그때의 컨센서스 12개월 선행 주당순이익</w:t>
             </w:r>
           </w:p>
         </w:tc>
@@ -2066,9 +2061,10 @@
             <w:r>
               <w:rPr>
                 <w:rFonts w:ascii="맑은 고딕" w:hAnsi="맑은 고딕" w:eastAsia="맑은 고딕"/>
-                <w:sz w:val="17"/>
-              </w:rPr>
-              <w:t>기준일 종가</w:t>
+                <w:b/>
+                <w:sz w:val="17"/>
+              </w:rPr>
+              <w:t>12개월 목표주가</w:t>
             </w:r>
           </w:p>
         </w:tc>
@@ -2084,9 +2080,10 @@
             <w:r>
               <w:rPr>
                 <w:rFonts w:ascii="맑은 고딕" w:hAnsi="맑은 고딕" w:eastAsia="맑은 고딕"/>
-                <w:sz w:val="17"/>
-              </w:rPr>
-              <w:t>106,800</w:t>
+                <w:b/>
+                <w:sz w:val="17"/>
+              </w:rPr>
+              <w:t>73,200</w:t>
             </w:r>
           </w:p>
         </w:tc>
@@ -2101,9 +2098,10 @@
             <w:r>
               <w:rPr>
                 <w:rFonts w:ascii="맑은 고딕" w:hAnsi="맑은 고딕" w:eastAsia="맑은 고딕"/>
-                <w:sz w:val="17"/>
-              </w:rPr>
-              <w:t>목표주가와의 차이 −31.5%</w:t>
+                <w:b/>
+                <w:sz w:val="17"/>
+              </w:rPr>
+              <w:t>①을 백원 단위로 맞춘 값</w:t>
             </w:r>
           </w:p>
         </w:tc>
@@ -2120,10 +2118,9 @@
             <w:r>
               <w:rPr>
                 <w:rFonts w:ascii="맑은 고딕" w:hAnsi="맑은 고딕" w:eastAsia="맑은 고딕"/>
-                <w:b/>
-                <w:sz w:val="17"/>
-              </w:rPr>
-              <w:t>의견</w:t>
+                <w:sz w:val="17"/>
+              </w:rPr>
+              <w:t>기준일 종가</w:t>
             </w:r>
           </w:p>
         </w:tc>
@@ -2134,14 +2131,14 @@
           <w:p>
             <w:pPr>
               <w:spacing w:after="0"/>
-            </w:pPr>
-            <w:r>
-              <w:rPr>
-                <w:rFonts w:ascii="맑은 고딕" w:hAnsi="맑은 고딕" w:eastAsia="맑은 고딕"/>
-                <w:b/>
-                <w:sz w:val="17"/>
-              </w:rPr>
-              <w:t>매도</w:t>
+              <w:jc w:val="right"/>
+            </w:pPr>
+            <w:r>
+              <w:rPr>
+                <w:rFonts w:ascii="맑은 고딕" w:hAnsi="맑은 고딕" w:eastAsia="맑은 고딕"/>
+                <w:sz w:val="17"/>
+              </w:rPr>
+              <w:t>106,800</w:t>
             </w:r>
           </w:p>
         </w:tc>
@@ -2156,10 +2153,9 @@
             <w:r>
               <w:rPr>
                 <w:rFonts w:ascii="맑은 고딕" w:hAnsi="맑은 고딕" w:eastAsia="맑은 고딕"/>
-                <w:b/>
-                <w:sz w:val="17"/>
-              </w:rPr>
-              <w:t>12개월 상승여력 +15% 이상 매수, −15% 아래 매도, 그 사이 중립</w:t>
+                <w:sz w:val="17"/>
+              </w:rPr>
+              <w:t>목표주가와의 차이 −31.5%</w:t>
             </w:r>
           </w:p>
         </w:tc>
@@ -2176,9 +2172,10 @@
             <w:r>
               <w:rPr>
                 <w:rFonts w:ascii="맑은 고딕" w:hAnsi="맑은 고딕" w:eastAsia="맑은 고딕"/>
-                <w:sz w:val="17"/>
-              </w:rPr>
-              <w:t>견줌: 같은 배수 × 컨센서스 선행 주당순이익</w:t>
+                <w:b/>
+                <w:sz w:val="17"/>
+              </w:rPr>
+              <w:t>의견</w:t>
             </w:r>
           </w:p>
         </w:tc>
@@ -2189,14 +2186,14 @@
           <w:p>
             <w:pPr>
               <w:spacing w:after="0"/>
-              <w:jc w:val="right"/>
-            </w:pPr>
-            <w:r>
-              <w:rPr>
-                <w:rFonts w:ascii="맑은 고딕" w:hAnsi="맑은 고딕" w:eastAsia="맑은 고딕"/>
-                <w:sz w:val="17"/>
-              </w:rPr>
-              <w:t>110,087</w:t>
+            </w:pPr>
+            <w:r>
+              <w:rPr>
+                <w:rFonts w:ascii="맑은 고딕" w:hAnsi="맑은 고딕" w:eastAsia="맑은 고딕"/>
+                <w:b/>
+                <w:sz w:val="17"/>
+              </w:rPr>
+              <w:t>매도</w:t>
             </w:r>
           </w:p>
         </w:tc>
@@ -2211,9 +2208,10 @@
             <w:r>
               <w:rPr>
                 <w:rFonts w:ascii="맑은 고딕" w:hAnsi="맑은 고딕" w:eastAsia="맑은 고딕"/>
-                <w:sz w:val="17"/>
-              </w:rPr>
-              <w:t>지금 주가는 컨센서스 12개월 선행 주당순이익의 4.78배, 이 보고서 추정의 7.20배</w:t>
+                <w:b/>
+                <w:sz w:val="17"/>
+              </w:rPr>
+              <w:t>12개월 상승여력 +15% 이상 매수, −15% 아래 매도, 그 사이 중립. ①과 ② 모두 아래쪽 경계보다 낮다</w:t>
             </w:r>
           </w:p>
         </w:tc>
@@ -2232,7 +2230,7 @@
                 <w:rFonts w:ascii="맑은 고딕" w:hAnsi="맑은 고딕" w:eastAsia="맑은 고딕"/>
                 <w:sz w:val="17"/>
               </w:rPr>
-              <w:t>견줌: 최근 4개 분기 평균 배수를 쓰면</w:t>
+              <w:t>견줌: 같은 배수 × 컨센서스 선행 주당순이익</w:t>
             </w:r>
           </w:p>
         </w:tc>
@@ -2250,7 +2248,7 @@
                 <w:rFonts w:ascii="맑은 고딕" w:hAnsi="맑은 고딕" w:eastAsia="맑은 고딕"/>
                 <w:sz w:val="17"/>
               </w:rPr>
-              <w:t>87,426</w:t>
+              <w:t>110,087</w:t>
             </w:r>
           </w:p>
         </w:tc>
@@ -2267,7 +2265,7 @@
                 <w:rFonts w:ascii="맑은 고딕" w:hAnsi="맑은 고딕" w:eastAsia="맑은 고딕"/>
                 <w:sz w:val="17"/>
               </w:rPr>
-              <w:t>최근 4개 분기 평균은 5.89배</w:t>
+              <w:t>지금 주가는 컨센서스 12개월 선행 주당순이익의 4.78배, 이 보고서 추정의 7.20배</w:t>
             </w:r>
           </w:p>
         </w:tc>

--- a/static/reports/kia-20261011.docx
+++ b/static/reports/kia-20261011.docx
@@ -20541,7 +20541,7 @@
           <w:color w:val="1F3A5F"/>
           <w:sz w:val="19"/>
         </w:rPr>
-        <w:t xml:space="preserve"> 영업이익은 2026년 8.5조원, 2027년 6.1조원으로 추정한다. 2027년 컨센서스는 10.7조원</w:t>
+        <w:t xml:space="preserve"> 영업이익은 2026년 8.5조원, 2027년 5.7조원으로 추정한다. 2027년 컨센서스는 10.7조원</w:t>
       </w:r>
     </w:p>
     <w:p>
